--- a/klagomål/A 49858-2025 FSC-klagomål.docx
+++ b/klagomål/A 49858-2025 FSC-klagomål.docx
@@ -829,7 +829,7 @@
     <w:r>
       <w:tab/>
       <w:tab/>
-      <w:t>2025-10-16</w:t>
+      <w:t>2025-10-17</w:t>
       <w:br/>
       <w:br/>
     </w:r>

--- a/klagomål/A 49858-2025 FSC-klagomål.docx
+++ b/klagomål/A 49858-2025 FSC-klagomål.docx
@@ -829,7 +829,7 @@
     <w:r>
       <w:tab/>
       <w:tab/>
-      <w:t>2025-10-17</w:t>
+      <w:t>2025-10-18</w:t>
       <w:br/>
       <w:br/>
     </w:r>

--- a/klagomål/A 49858-2025 FSC-klagomål.docx
+++ b/klagomål/A 49858-2025 FSC-klagomål.docx
@@ -829,7 +829,7 @@
     <w:r>
       <w:tab/>
       <w:tab/>
-      <w:t>2025-10-18</w:t>
+      <w:t>2025-10-19</w:t>
       <w:br/>
       <w:br/>
     </w:r>

--- a/klagomål/A 49858-2025 FSC-klagomål.docx
+++ b/klagomål/A 49858-2025 FSC-klagomål.docx
@@ -829,7 +829,7 @@
     <w:r>
       <w:tab/>
       <w:tab/>
-      <w:t>2025-10-19</w:t>
+      <w:t>2025-10-20</w:t>
       <w:br/>
       <w:br/>
     </w:r>

--- a/klagomål/A 49858-2025 FSC-klagomål.docx
+++ b/klagomål/A 49858-2025 FSC-klagomål.docx
@@ -829,7 +829,7 @@
     <w:r>
       <w:tab/>
       <w:tab/>
-      <w:t>2025-10-20</w:t>
+      <w:t>2025-10-21</w:t>
       <w:br/>
       <w:br/>
     </w:r>

--- a/klagomål/A 49858-2025 FSC-klagomål.docx
+++ b/klagomål/A 49858-2025 FSC-klagomål.docx
@@ -829,7 +829,7 @@
     <w:r>
       <w:tab/>
       <w:tab/>
-      <w:t>2025-10-21</w:t>
+      <w:t>2025-10-22</w:t>
       <w:br/>
       <w:br/>
     </w:r>

--- a/klagomål/A 49858-2025 FSC-klagomål.docx
+++ b/klagomål/A 49858-2025 FSC-klagomål.docx
@@ -829,7 +829,7 @@
     <w:r>
       <w:tab/>
       <w:tab/>
-      <w:t>2025-10-22</w:t>
+      <w:t>2025-10-23</w:t>
       <w:br/>
       <w:br/>
     </w:r>

--- a/klagomål/A 49858-2025 FSC-klagomål.docx
+++ b/klagomål/A 49858-2025 FSC-klagomål.docx
@@ -829,7 +829,7 @@
     <w:r>
       <w:tab/>
       <w:tab/>
-      <w:t>2025-10-23</w:t>
+      <w:t>2025-10-24</w:t>
       <w:br/>
       <w:br/>
     </w:r>

--- a/klagomål/A 49858-2025 FSC-klagomål.docx
+++ b/klagomål/A 49858-2025 FSC-klagomål.docx
@@ -829,7 +829,7 @@
     <w:r>
       <w:tab/>
       <w:tab/>
-      <w:t>2025-10-24</w:t>
+      <w:t>2025-10-25</w:t>
       <w:br/>
       <w:br/>
     </w:r>

--- a/klagomål/A 49858-2025 FSC-klagomål.docx
+++ b/klagomål/A 49858-2025 FSC-klagomål.docx
@@ -829,7 +829,7 @@
     <w:r>
       <w:tab/>
       <w:tab/>
-      <w:t>2025-10-25</w:t>
+      <w:t>2025-10-26</w:t>
       <w:br/>
       <w:br/>
     </w:r>

--- a/klagomål/A 49858-2025 FSC-klagomål.docx
+++ b/klagomål/A 49858-2025 FSC-klagomål.docx
@@ -829,7 +829,7 @@
     <w:r>
       <w:tab/>
       <w:tab/>
-      <w:t>2025-10-26</w:t>
+      <w:t>2025-10-27</w:t>
       <w:br/>
       <w:br/>
     </w:r>

--- a/klagomål/A 49858-2025 FSC-klagomål.docx
+++ b/klagomål/A 49858-2025 FSC-klagomål.docx
@@ -829,7 +829,7 @@
     <w:r>
       <w:tab/>
       <w:tab/>
-      <w:t>2025-10-27</w:t>
+      <w:t>2025-10-28</w:t>
       <w:br/>
       <w:br/>
     </w:r>

--- a/klagomål/A 49858-2025 FSC-klagomål.docx
+++ b/klagomål/A 49858-2025 FSC-klagomål.docx
@@ -829,7 +829,7 @@
     <w:r>
       <w:tab/>
       <w:tab/>
-      <w:t>2025-10-28</w:t>
+      <w:t>2025-10-29</w:t>
       <w:br/>
       <w:br/>
     </w:r>

--- a/klagomål/A 49858-2025 FSC-klagomål.docx
+++ b/klagomål/A 49858-2025 FSC-klagomål.docx
@@ -829,7 +829,7 @@
     <w:r>
       <w:tab/>
       <w:tab/>
-      <w:t>2025-10-29</w:t>
+      <w:t>2025-10-30</w:t>
       <w:br/>
       <w:br/>
     </w:r>

--- a/klagomål/A 49858-2025 FSC-klagomål.docx
+++ b/klagomål/A 49858-2025 FSC-klagomål.docx
@@ -829,7 +829,7 @@
     <w:r>
       <w:tab/>
       <w:tab/>
-      <w:t>2025-10-30</w:t>
+      <w:t>2025-10-31</w:t>
       <w:br/>
       <w:br/>
     </w:r>

--- a/klagomål/A 49858-2025 FSC-klagomål.docx
+++ b/klagomål/A 49858-2025 FSC-klagomål.docx
@@ -829,7 +829,7 @@
     <w:r>
       <w:tab/>
       <w:tab/>
-      <w:t>2025-10-31</w:t>
+      <w:t>2025-11-01</w:t>
       <w:br/>
       <w:br/>
     </w:r>

--- a/klagomål/A 49858-2025 FSC-klagomål.docx
+++ b/klagomål/A 49858-2025 FSC-klagomål.docx
@@ -829,7 +829,7 @@
     <w:r>
       <w:tab/>
       <w:tab/>
-      <w:t>2025-11-01</w:t>
+      <w:t>2025-11-02</w:t>
       <w:br/>
       <w:br/>
     </w:r>

--- a/klagomål/A 49858-2025 FSC-klagomål.docx
+++ b/klagomål/A 49858-2025 FSC-klagomål.docx
@@ -829,7 +829,7 @@
     <w:r>
       <w:tab/>
       <w:tab/>
-      <w:t>2025-11-02</w:t>
+      <w:t>2025-11-03</w:t>
       <w:br/>
       <w:br/>
     </w:r>

--- a/klagomål/A 49858-2025 FSC-klagomål.docx
+++ b/klagomål/A 49858-2025 FSC-klagomål.docx
@@ -829,7 +829,7 @@
     <w:r>
       <w:tab/>
       <w:tab/>
-      <w:t>2025-11-03</w:t>
+      <w:t>2025-11-04</w:t>
       <w:br/>
       <w:br/>
     </w:r>

--- a/klagomål/A 49858-2025 FSC-klagomål.docx
+++ b/klagomål/A 49858-2025 FSC-klagomål.docx
@@ -829,7 +829,7 @@
     <w:r>
       <w:tab/>
       <w:tab/>
-      <w:t>2025-11-04</w:t>
+      <w:t>2025-11-05</w:t>
       <w:br/>
       <w:br/>
     </w:r>

--- a/klagomål/A 49858-2025 FSC-klagomål.docx
+++ b/klagomål/A 49858-2025 FSC-klagomål.docx
@@ -829,7 +829,7 @@
     <w:r>
       <w:tab/>
       <w:tab/>
-      <w:t>2025-11-05</w:t>
+      <w:t>2025-11-06</w:t>
       <w:br/>
       <w:br/>
     </w:r>

--- a/klagomål/A 49858-2025 FSC-klagomål.docx
+++ b/klagomål/A 49858-2025 FSC-klagomål.docx
@@ -829,7 +829,7 @@
     <w:r>
       <w:tab/>
       <w:tab/>
-      <w:t>2025-11-06</w:t>
+      <w:t>2025-11-07</w:t>
       <w:br/>
       <w:br/>
     </w:r>

--- a/klagomål/A 49858-2025 FSC-klagomål.docx
+++ b/klagomål/A 49858-2025 FSC-klagomål.docx
@@ -829,7 +829,7 @@
     <w:r>
       <w:tab/>
       <w:tab/>
-      <w:t>2025-11-07</w:t>
+      <w:t>2025-11-08</w:t>
       <w:br/>
       <w:br/>
     </w:r>

--- a/klagomål/A 49858-2025 FSC-klagomål.docx
+++ b/klagomål/A 49858-2025 FSC-klagomål.docx
@@ -829,7 +829,7 @@
     <w:r>
       <w:tab/>
       <w:tab/>
-      <w:t>2025-11-08</w:t>
+      <w:t>2025-11-09</w:t>
       <w:br/>
       <w:br/>
     </w:r>

--- a/klagomål/A 49858-2025 FSC-klagomål.docx
+++ b/klagomål/A 49858-2025 FSC-klagomål.docx
@@ -829,7 +829,7 @@
     <w:r>
       <w:tab/>
       <w:tab/>
-      <w:t>2025-11-09</w:t>
+      <w:t>2025-11-10</w:t>
       <w:br/>
       <w:br/>
     </w:r>

--- a/klagomål/A 49858-2025 FSC-klagomål.docx
+++ b/klagomål/A 49858-2025 FSC-klagomål.docx
@@ -829,7 +829,7 @@
     <w:r>
       <w:tab/>
       <w:tab/>
-      <w:t>2025-11-10</w:t>
+      <w:t>2025-11-11</w:t>
       <w:br/>
       <w:br/>
     </w:r>

--- a/klagomål/A 49858-2025 FSC-klagomål.docx
+++ b/klagomål/A 49858-2025 FSC-klagomål.docx
@@ -829,7 +829,7 @@
     <w:r>
       <w:tab/>
       <w:tab/>
-      <w:t>2025-11-11</w:t>
+      <w:t>2025-11-12</w:t>
       <w:br/>
       <w:br/>
     </w:r>

--- a/klagomål/A 49858-2025 FSC-klagomål.docx
+++ b/klagomål/A 49858-2025 FSC-klagomål.docx
@@ -829,7 +829,7 @@
     <w:r>
       <w:tab/>
       <w:tab/>
-      <w:t>2025-11-12</w:t>
+      <w:t>2025-11-13</w:t>
       <w:br/>
       <w:br/>
     </w:r>

--- a/klagomål/A 49858-2025 FSC-klagomål.docx
+++ b/klagomål/A 49858-2025 FSC-klagomål.docx
@@ -829,7 +829,7 @@
     <w:r>
       <w:tab/>
       <w:tab/>
-      <w:t>2025-11-13</w:t>
+      <w:t>2025-11-14</w:t>
       <w:br/>
       <w:br/>
     </w:r>

--- a/klagomål/A 49858-2025 FSC-klagomål.docx
+++ b/klagomål/A 49858-2025 FSC-klagomål.docx
@@ -829,7 +829,7 @@
     <w:r>
       <w:tab/>
       <w:tab/>
-      <w:t>2025-11-14</w:t>
+      <w:t>2025-11-15</w:t>
       <w:br/>
       <w:br/>
     </w:r>

--- a/klagomål/A 49858-2025 FSC-klagomål.docx
+++ b/klagomål/A 49858-2025 FSC-klagomål.docx
@@ -829,7 +829,7 @@
     <w:r>
       <w:tab/>
       <w:tab/>
-      <w:t>2025-11-15</w:t>
+      <w:t>2025-11-20</w:t>
       <w:br/>
       <w:br/>
     </w:r>

--- a/klagomål/A 49858-2025 FSC-klagomål.docx
+++ b/klagomål/A 49858-2025 FSC-klagomål.docx
@@ -829,7 +829,7 @@
     <w:r>
       <w:tab/>
       <w:tab/>
-      <w:t>2025-11-20</w:t>
+      <w:t>2025-11-21</w:t>
       <w:br/>
       <w:br/>
     </w:r>

--- a/klagomål/A 49858-2025 FSC-klagomål.docx
+++ b/klagomål/A 49858-2025 FSC-klagomål.docx
@@ -829,7 +829,7 @@
     <w:r>
       <w:tab/>
       <w:tab/>
-      <w:t>2025-11-21</w:t>
+      <w:t>2025-11-22</w:t>
       <w:br/>
       <w:br/>
     </w:r>

--- a/klagomål/A 49858-2025 FSC-klagomål.docx
+++ b/klagomål/A 49858-2025 FSC-klagomål.docx
@@ -829,7 +829,7 @@
     <w:r>
       <w:tab/>
       <w:tab/>
-      <w:t>2025-11-22</w:t>
+      <w:t>2025-11-23</w:t>
       <w:br/>
       <w:br/>
     </w:r>

--- a/klagomål/A 49858-2025 FSC-klagomål.docx
+++ b/klagomål/A 49858-2025 FSC-klagomål.docx
@@ -829,7 +829,7 @@
     <w:r>
       <w:tab/>
       <w:tab/>
-      <w:t>2025-11-23</w:t>
+      <w:t>2025-11-24</w:t>
       <w:br/>
       <w:br/>
     </w:r>

--- a/klagomål/A 49858-2025 FSC-klagomål.docx
+++ b/klagomål/A 49858-2025 FSC-klagomål.docx
@@ -829,7 +829,7 @@
     <w:r>
       <w:tab/>
       <w:tab/>
-      <w:t>2025-11-24</w:t>
+      <w:t>2025-11-25</w:t>
       <w:br/>
       <w:br/>
     </w:r>

--- a/klagomål/A 49858-2025 FSC-klagomål.docx
+++ b/klagomål/A 49858-2025 FSC-klagomål.docx
@@ -829,7 +829,7 @@
     <w:r>
       <w:tab/>
       <w:tab/>
-      <w:t>2025-11-25</w:t>
+      <w:t>2025-11-26</w:t>
       <w:br/>
       <w:br/>
     </w:r>

--- a/klagomål/A 49858-2025 FSC-klagomål.docx
+++ b/klagomål/A 49858-2025 FSC-klagomål.docx
@@ -829,7 +829,7 @@
     <w:r>
       <w:tab/>
       <w:tab/>
-      <w:t>2025-11-26</w:t>
+      <w:t>2025-11-27</w:t>
       <w:br/>
       <w:br/>
     </w:r>

--- a/klagomål/A 49858-2025 FSC-klagomål.docx
+++ b/klagomål/A 49858-2025 FSC-klagomål.docx
@@ -829,7 +829,7 @@
     <w:r>
       <w:tab/>
       <w:tab/>
-      <w:t>2025-11-27</w:t>
+      <w:t>2025-11-28</w:t>
       <w:br/>
       <w:br/>
     </w:r>

--- a/klagomål/A 49858-2025 FSC-klagomål.docx
+++ b/klagomål/A 49858-2025 FSC-klagomål.docx
@@ -829,7 +829,7 @@
     <w:r>
       <w:tab/>
       <w:tab/>
-      <w:t>2025-11-28</w:t>
+      <w:t>2025-11-29</w:t>
       <w:br/>
       <w:br/>
     </w:r>

--- a/klagomål/A 49858-2025 FSC-klagomål.docx
+++ b/klagomål/A 49858-2025 FSC-klagomål.docx
@@ -829,7 +829,7 @@
     <w:r>
       <w:tab/>
       <w:tab/>
-      <w:t>2025-11-29</w:t>
+      <w:t>2025-11-30</w:t>
       <w:br/>
       <w:br/>
     </w:r>

--- a/klagomål/A 49858-2025 FSC-klagomål.docx
+++ b/klagomål/A 49858-2025 FSC-klagomål.docx
@@ -829,7 +829,7 @@
     <w:r>
       <w:tab/>
       <w:tab/>
-      <w:t>2025-11-30</w:t>
+      <w:t>2025-12-01</w:t>
       <w:br/>
       <w:br/>
     </w:r>

--- a/klagomål/A 49858-2025 FSC-klagomål.docx
+++ b/klagomål/A 49858-2025 FSC-klagomål.docx
@@ -829,7 +829,7 @@
     <w:r>
       <w:tab/>
       <w:tab/>
-      <w:t>2025-12-01</w:t>
+      <w:t>2025-12-02</w:t>
       <w:br/>
       <w:br/>
     </w:r>

--- a/klagomål/A 49858-2025 FSC-klagomål.docx
+++ b/klagomål/A 49858-2025 FSC-klagomål.docx
@@ -829,7 +829,7 @@
     <w:r>
       <w:tab/>
       <w:tab/>
-      <w:t>2025-12-02</w:t>
+      <w:t>2025-12-03</w:t>
       <w:br/>
       <w:br/>
     </w:r>

--- a/klagomål/A 49858-2025 FSC-klagomål.docx
+++ b/klagomål/A 49858-2025 FSC-klagomål.docx
@@ -829,7 +829,7 @@
     <w:r>
       <w:tab/>
       <w:tab/>
-      <w:t>2025-12-03</w:t>
+      <w:t>2025-12-04</w:t>
       <w:br/>
       <w:br/>
     </w:r>

--- a/klagomål/A 49858-2025 FSC-klagomål.docx
+++ b/klagomål/A 49858-2025 FSC-klagomål.docx
@@ -829,7 +829,7 @@
     <w:r>
       <w:tab/>
       <w:tab/>
-      <w:t>2025-12-04</w:t>
+      <w:t>2025-12-05</w:t>
       <w:br/>
       <w:br/>
     </w:r>

--- a/klagomål/A 49858-2025 FSC-klagomål.docx
+++ b/klagomål/A 49858-2025 FSC-klagomål.docx
@@ -829,7 +829,7 @@
     <w:r>
       <w:tab/>
       <w:tab/>
-      <w:t>2025-12-05</w:t>
+      <w:t>2025-12-06</w:t>
       <w:br/>
       <w:br/>
     </w:r>

--- a/klagomål/A 49858-2025 FSC-klagomål.docx
+++ b/klagomål/A 49858-2025 FSC-klagomål.docx
@@ -829,7 +829,7 @@
     <w:r>
       <w:tab/>
       <w:tab/>
-      <w:t>2025-12-06</w:t>
+      <w:t>2025-12-07</w:t>
       <w:br/>
       <w:br/>
     </w:r>

--- a/klagomål/A 49858-2025 FSC-klagomål.docx
+++ b/klagomål/A 49858-2025 FSC-klagomål.docx
@@ -829,7 +829,7 @@
     <w:r>
       <w:tab/>
       <w:tab/>
-      <w:t>2025-12-07</w:t>
+      <w:t>2025-12-08</w:t>
       <w:br/>
       <w:br/>
     </w:r>

--- a/klagomål/A 49858-2025 FSC-klagomål.docx
+++ b/klagomål/A 49858-2025 FSC-klagomål.docx
@@ -829,7 +829,7 @@
     <w:r>
       <w:tab/>
       <w:tab/>
-      <w:t>2025-12-08</w:t>
+      <w:t>2025-12-09</w:t>
       <w:br/>
       <w:br/>
     </w:r>

--- a/klagomål/A 49858-2025 FSC-klagomål.docx
+++ b/klagomål/A 49858-2025 FSC-klagomål.docx
@@ -829,7 +829,7 @@
     <w:r>
       <w:tab/>
       <w:tab/>
-      <w:t>2025-12-09</w:t>
+      <w:t>2025-12-10</w:t>
       <w:br/>
       <w:br/>
     </w:r>

--- a/klagomål/A 49858-2025 FSC-klagomål.docx
+++ b/klagomål/A 49858-2025 FSC-klagomål.docx
@@ -829,7 +829,7 @@
     <w:r>
       <w:tab/>
       <w:tab/>
-      <w:t>2025-12-10</w:t>
+      <w:t>2025-12-11</w:t>
       <w:br/>
       <w:br/>
     </w:r>

--- a/klagomål/A 49858-2025 FSC-klagomål.docx
+++ b/klagomål/A 49858-2025 FSC-klagomål.docx
@@ -829,7 +829,7 @@
     <w:r>
       <w:tab/>
       <w:tab/>
-      <w:t>2025-12-11</w:t>
+      <w:t>2025-12-12</w:t>
       <w:br/>
       <w:br/>
     </w:r>

--- a/klagomål/A 49858-2025 FSC-klagomål.docx
+++ b/klagomål/A 49858-2025 FSC-klagomål.docx
@@ -829,7 +829,7 @@
     <w:r>
       <w:tab/>
       <w:tab/>
-      <w:t>2025-12-12</w:t>
+      <w:t>2025-12-13</w:t>
       <w:br/>
       <w:br/>
     </w:r>

--- a/klagomål/A 49858-2025 FSC-klagomål.docx
+++ b/klagomål/A 49858-2025 FSC-klagomål.docx
@@ -829,7 +829,7 @@
     <w:r>
       <w:tab/>
       <w:tab/>
-      <w:t>2025-12-19</w:t>
+      <w:t>2025-12-20</w:t>
       <w:br/>
       <w:br/>
     </w:r>

--- a/klagomål/A 49858-2025 FSC-klagomål.docx
+++ b/klagomål/A 49858-2025 FSC-klagomål.docx
@@ -829,7 +829,7 @@
     <w:r>
       <w:tab/>
       <w:tab/>
-      <w:t>2025-12-20</w:t>
+      <w:t>2025-12-21</w:t>
       <w:br/>
       <w:br/>
     </w:r>

--- a/klagomål/A 49858-2025 FSC-klagomål.docx
+++ b/klagomål/A 49858-2025 FSC-klagomål.docx
@@ -829,7 +829,7 @@
     <w:r>
       <w:tab/>
       <w:tab/>
-      <w:t>2025-12-21</w:t>
+      <w:t>2025-12-22</w:t>
       <w:br/>
       <w:br/>
     </w:r>

--- a/klagomål/A 49858-2025 FSC-klagomål.docx
+++ b/klagomål/A 49858-2025 FSC-klagomål.docx
@@ -829,7 +829,7 @@
     <w:r>
       <w:tab/>
       <w:tab/>
-      <w:t>2025-12-22</w:t>
+      <w:t>2025-12-26</w:t>
       <w:br/>
       <w:br/>
     </w:r>

--- a/klagomål/A 49858-2025 FSC-klagomål.docx
+++ b/klagomål/A 49858-2025 FSC-klagomål.docx
@@ -347,7 +347,7 @@
         <w:t>Järpe (NT, §4)</w:t>
       </w:r>
       <w:r>
-        <w:t>, rödlistad som nära hotad och prioriterad art i Skogsvårdslagen har häckningsrevir i avverkningsanmälan. Arten har minskat med 25 (10–40) % under de senaste 12 åren och är mycket stationär inom sitt revir som är minst 25 hektar stort. Dess livsmiljöer utgörs av tät barrskog med inblandning av lövträd och en väl utvecklad flerskiktad struktur med bärris och yngre eller undertryckta, täta granar i ett lägre skikt, ofta utmed bäckar och åar inne i den skyddande granskogen. Järpen överlever inte om dess livsmiljö kalavverkas och är även känslig för röjning, gallring och avverkning där unga granar och lövträd inte sparas i tillräcklig omfattning (SLU Artdatabanken, 2022).</w:t>
+        <w:t>, som är rödlistad som nära hotad och upptagen i bilaga 1 och 2 EU:s fågeldirektiv, har häckningsrevir i avverkningsanmälan. Arten har minskat med 25 (10–40) % under de senaste 12 åren och är mycket stationär inom sitt revir som är minst 25 hektar stort. Dess livsmiljöer utgörs av tät barrskog med inblandning av lövträd och en väl utvecklad flerskiktad struktur med bärris och yngre eller undertryckta, täta granar i ett lägre skikt, ofta utmed bäckar och åar inne i den skyddande granskogen. Järpen överlever inte om dess livsmiljö kalavverkas och är även känslig för röjning, gallring och avverkning där unga granar och lövträd inte sparas i tillräcklig omfattning. Minskningstakten för den svenska populationen bedöms vara nära gränsvärdet för Sårbar (VU). (A2b)  (SLU Artdatabanken, 2022).</w:t>
       </w:r>
     </w:p>
     <w:p>
@@ -671,12 +671,12 @@
     </w:p>
     <w:p>
       <w:r>
-        <w:t>Järpe är rödlistad som nära hotad (NT), fridlyst enligt 4§ Artskyddsförordningen och prioriterad art i Skogsvårdslagen. Järpen, som minskat med 25 (10–40) % under de senaste 12 åren, har sina livsmiljöer i tät barrskog med inblandning av lövträd och en väl utvecklad flerskiktad struktur med bärris och yngre eller undertryckta, täta granar i ett lägre skikt, ofta utmed bäckar och åar inne i den skyddande granskogen.</w:t>
+        <w:t>Järpe är rödlistad som nära hotad (NT), fridlyst enligt 4§ Artskyddsförordningen och upptagen i bilaga 1 och 2 EU:s fågeldirektiv. Järpen, som minskat med 25 (10–40) % under de senaste 12 åren, har sina livsmiljöer i tät barrskog med inblandning av lövträd och en väl utvecklad flerskiktad struktur med bärris och yngre eller undertryckta, täta granar i ett lägre skikt, ofta utmed bäckar och åar inne i den skyddande granskogen (SLU Artdatabanken, 2022).</w:t>
       </w:r>
     </w:p>
     <w:p>
       <w:r>
-        <w:t>Arten behöver lämpliga skogsbestånd om sammanlagt minst 25 hektar. Den är mycket stationär inom sitt revir och när ett par etablerat sig stannar de så länge miljön är intakt. Den undviker öppen mark och förﬂyttar sig sällan över större öppna myrar eller åkermark, och är därför känslig för fragmentering. Järpen överlever inte om dess livsmiljö kalavverkas och är även känslig för röjning, gallring och avverkning där unga granar och lövträd inte sparas i tillräcklig omfattning (SLU Artdatabanken, 2022).</w:t>
+        <w:t>Arten behöver lämpliga skogsbestånd om sammanlagt minst 25 hektar. Den är mycket stationär inom sitt revir och när ett par etablerat sig stannar de så länge miljön är intakt. Den undviker öppen mark och förﬂyttar sig sällan över större öppna myrar eller åkermark, och är därför känslig för fragmentering. Järpen överlever inte om dess livsmiljö kalavverkas och är även känslig för röjning, gallring och avverkning där unga granar och lövträd inte sparas i tillräcklig omfattning. Minskningstakten för den svenska populationen bedöms vara nära gränsvärdet för Sårbar (VU). (A2b)  (SLU Artdatabanken, 2022).</w:t>
       </w:r>
     </w:p>
     <w:p>
@@ -829,7 +829,7 @@
     <w:r>
       <w:tab/>
       <w:tab/>
-      <w:t>2026-01-03</w:t>
+      <w:t>2026-01-04</w:t>
       <w:br/>
       <w:br/>
     </w:r>

--- a/klagomål/A 49858-2025 FSC-klagomål.docx
+++ b/klagomål/A 49858-2025 FSC-klagomål.docx
@@ -829,7 +829,7 @@
     <w:r>
       <w:tab/>
       <w:tab/>
-      <w:t>2026-01-07</w:t>
+      <w:t>2026-01-08</w:t>
       <w:br/>
       <w:br/>
     </w:r>

--- a/klagomål/A 49858-2025 FSC-klagomål.docx
+++ b/klagomål/A 49858-2025 FSC-klagomål.docx
@@ -829,7 +829,7 @@
     <w:r>
       <w:tab/>
       <w:tab/>
-      <w:t>2026-01-08</w:t>
+      <w:t>2026-01-09</w:t>
       <w:br/>
       <w:br/>
     </w:r>

--- a/klagomål/A 49858-2025 FSC-klagomål.docx
+++ b/klagomål/A 49858-2025 FSC-klagomål.docx
@@ -829,7 +829,7 @@
     <w:r>
       <w:tab/>
       <w:tab/>
-      <w:t>2026-01-09</w:t>
+      <w:t>2026-01-10</w:t>
       <w:br/>
       <w:br/>
     </w:r>

--- a/klagomål/A 49858-2025 FSC-klagomål.docx
+++ b/klagomål/A 49858-2025 FSC-klagomål.docx
@@ -829,7 +829,7 @@
     <w:r>
       <w:tab/>
       <w:tab/>
-      <w:t>2026-01-10</w:t>
+      <w:t>2026-01-11</w:t>
       <w:br/>
       <w:br/>
     </w:r>

--- a/klagomål/A 49858-2025 FSC-klagomål.docx
+++ b/klagomål/A 49858-2025 FSC-klagomål.docx
@@ -829,7 +829,7 @@
     <w:r>
       <w:tab/>
       <w:tab/>
-      <w:t>2026-01-11</w:t>
+      <w:t>2026-01-12</w:t>
       <w:br/>
       <w:br/>
     </w:r>

--- a/klagomål/A 49858-2025 FSC-klagomål.docx
+++ b/klagomål/A 49858-2025 FSC-klagomål.docx
@@ -829,7 +829,7 @@
     <w:r>
       <w:tab/>
       <w:tab/>
-      <w:t>2026-01-12</w:t>
+      <w:t>2026-01-13</w:t>
       <w:br/>
       <w:br/>
     </w:r>

--- a/klagomål/A 49858-2025 FSC-klagomål.docx
+++ b/klagomål/A 49858-2025 FSC-klagomål.docx
@@ -829,7 +829,7 @@
     <w:r>
       <w:tab/>
       <w:tab/>
-      <w:t>2026-01-13</w:t>
+      <w:t>2026-01-14</w:t>
       <w:br/>
       <w:br/>
     </w:r>

--- a/klagomål/A 49858-2025 FSC-klagomål.docx
+++ b/klagomål/A 49858-2025 FSC-klagomål.docx
@@ -829,7 +829,7 @@
     <w:r>
       <w:tab/>
       <w:tab/>
-      <w:t>2026-01-14</w:t>
+      <w:t>2026-01-15</w:t>
       <w:br/>
       <w:br/>
     </w:r>

--- a/klagomål/A 49858-2025 FSC-klagomål.docx
+++ b/klagomål/A 49858-2025 FSC-klagomål.docx
@@ -829,7 +829,7 @@
     <w:r>
       <w:tab/>
       <w:tab/>
-      <w:t>2026-01-15</w:t>
+      <w:t>2026-01-16</w:t>
       <w:br/>
       <w:br/>
     </w:r>

--- a/klagomål/A 49858-2025 FSC-klagomål.docx
+++ b/klagomål/A 49858-2025 FSC-klagomål.docx
@@ -829,7 +829,7 @@
     <w:r>
       <w:tab/>
       <w:tab/>
-      <w:t>2026-01-16</w:t>
+      <w:t>2026-01-17</w:t>
       <w:br/>
       <w:br/>
     </w:r>

--- a/klagomål/A 49858-2025 FSC-klagomål.docx
+++ b/klagomål/A 49858-2025 FSC-klagomål.docx
@@ -829,7 +829,7 @@
     <w:r>
       <w:tab/>
       <w:tab/>
-      <w:t>2026-01-17</w:t>
+      <w:t>2026-01-18</w:t>
       <w:br/>
       <w:br/>
     </w:r>

--- a/klagomål/A 49858-2025 FSC-klagomål.docx
+++ b/klagomål/A 49858-2025 FSC-klagomål.docx
@@ -829,7 +829,7 @@
     <w:r>
       <w:tab/>
       <w:tab/>
-      <w:t>2026-01-18</w:t>
+      <w:t>2026-01-19</w:t>
       <w:br/>
       <w:br/>
     </w:r>

--- a/klagomål/A 49858-2025 FSC-klagomål.docx
+++ b/klagomål/A 49858-2025 FSC-klagomål.docx
@@ -829,7 +829,7 @@
     <w:r>
       <w:tab/>
       <w:tab/>
-      <w:t>2026-01-19</w:t>
+      <w:t>2026-01-20</w:t>
       <w:br/>
       <w:br/>
     </w:r>

--- a/klagomål/A 49858-2025 FSC-klagomål.docx
+++ b/klagomål/A 49858-2025 FSC-klagomål.docx
@@ -829,7 +829,7 @@
     <w:r>
       <w:tab/>
       <w:tab/>
-      <w:t>2026-01-20</w:t>
+      <w:t>2026-01-21</w:t>
       <w:br/>
       <w:br/>
     </w:r>

--- a/klagomål/A 49858-2025 FSC-klagomål.docx
+++ b/klagomål/A 49858-2025 FSC-klagomål.docx
@@ -829,7 +829,7 @@
     <w:r>
       <w:tab/>
       <w:tab/>
-      <w:t>2026-01-21</w:t>
+      <w:t>2026-01-23</w:t>
       <w:br/>
       <w:br/>
     </w:r>

--- a/klagomål/A 49858-2025 FSC-klagomål.docx
+++ b/klagomål/A 49858-2025 FSC-klagomål.docx
@@ -829,7 +829,7 @@
     <w:r>
       <w:tab/>
       <w:tab/>
-      <w:t>2026-01-23</w:t>
+      <w:t>2026-01-24</w:t>
       <w:br/>
       <w:br/>
     </w:r>

--- a/klagomål/A 49858-2025 FSC-klagomål.docx
+++ b/klagomål/A 49858-2025 FSC-klagomål.docx
@@ -829,7 +829,7 @@
     <w:r>
       <w:tab/>
       <w:tab/>
-      <w:t>2026-01-24</w:t>
+      <w:t>2026-01-25</w:t>
       <w:br/>
       <w:br/>
     </w:r>

--- a/klagomål/A 49858-2025 FSC-klagomål.docx
+++ b/klagomål/A 49858-2025 FSC-klagomål.docx
@@ -829,7 +829,7 @@
     <w:r>
       <w:tab/>
       <w:tab/>
-      <w:t>2026-01-25</w:t>
+      <w:t>2026-01-26</w:t>
       <w:br/>
       <w:br/>
     </w:r>

--- a/klagomål/A 49858-2025 FSC-klagomål.docx
+++ b/klagomål/A 49858-2025 FSC-klagomål.docx
@@ -829,7 +829,7 @@
     <w:r>
       <w:tab/>
       <w:tab/>
-      <w:t>2026-01-26</w:t>
+      <w:t>2026-01-27</w:t>
       <w:br/>
       <w:br/>
     </w:r>

--- a/klagomål/A 49858-2025 FSC-klagomål.docx
+++ b/klagomål/A 49858-2025 FSC-klagomål.docx
@@ -829,7 +829,7 @@
     <w:r>
       <w:tab/>
       <w:tab/>
-      <w:t>2026-01-27</w:t>
+      <w:t>2026-01-28</w:t>
       <w:br/>
       <w:br/>
     </w:r>

--- a/klagomål/A 49858-2025 FSC-klagomål.docx
+++ b/klagomål/A 49858-2025 FSC-klagomål.docx
@@ -112,7 +112,7 @@
         <w:pStyle w:val="ListBullet"/>
       </w:pPr>
       <w:r>
-        <w:t>Om ett ombud (tex Norra skog eller Mellanskog) avverkningsanmäler en skog med naturvärden motsvarande nyckelbiotops kvalité men markägaren inte är FSC certifierad, bör du skicka in ett FSC kontrollerat virke klagomål. Då ska klagomålet skickas till ombudsföretaget.</w:t>
+        <w:t>Om ett ombud (tex Norra skog eller Mellanskog) avverkningsanmäler en skog med naturvärden motsvarande nyckelbiotops kvalitet men markägaren inte är FSC certifierad, bör du skicka in ett FSC kontrollerat virke klagomål. Då ska klagomålet skickas till ombudsföretaget.</w:t>
       </w:r>
     </w:p>
     <w:p>
@@ -254,7 +254,16 @@
         <w:t>Gammelgransskål (NT)</w:t>
       </w:r>
       <w:r>
-        <w:t xml:space="preserve"> är en liten skålsvamp som växer på gamla granar med skrovlig bark. Typiska växtplatser är gransumpskog i myrkanter, bäckdråg, bäckraviner och skuggiga bergssluttningar, men också skog på torrare mark kan hysa arten om beståndet har stark naturskogskaraktär. Bestånd med arten bör behandlas som nyckelbiotoper och sparas vid en slutavverkning. Även gallring bör undvikas (SLU Artdatabanken, 2024; Nitare &amp; Skogsstyrelsen, 2019).</w:t>
+        <w:t xml:space="preserve"> är en liten skålsvamp som växer på gamla granar med skrovlig bark. Typiska växtplatser är gransumpskog i myrkanter, bäckdråg, bäckraviner och skuggiga bergssluttningar, men också skog på torrare mark kan hysa arten om beståndet har stark naturskogskaraktär. Bestånd med arten bör behandlas som nyckelbiotoper och sparas vid en slutavverkning. Även gallring bör undvikas. Gammelgransskål är typisk art för </w:t>
+      </w:r>
+      <w:r>
+        <w:rPr>
+          <w:i/>
+        </w:rPr>
+        <w:t>9010 Taiga</w:t>
+      </w:r>
+      <w:r>
+        <w:t xml:space="preserve"> (SLU Artdatabanken, 2024; Nitare &amp; Skogsstyrelsen, 2019).</w:t>
       </w:r>
     </w:p>
     <w:p>
@@ -265,7 +274,25 @@
         <w:t>Garnlav (NT)</w:t>
       </w:r>
       <w:r>
-        <w:t xml:space="preserve"> är en utpräglad barrskogsart som ibland kan drapera träden i norrländska grannaturskogar med hög luftfuktighet. Den förekommer även i talldominerade bestånd där den, förutom i trädens grenverk, påträffas hängande över ojämnheter i tallbarken. Arten har minskat starkt i södra och mellersta Sverige och den minskar även i sitt nordliga utbredningsområde. Orsaken till tillbakagången beror främst på slutavverkningar av naturskogsartade skogar. Bestånd med riklig förekomst bör regelmässigt sparas. Garnlav är värdväxt för den mycket sällsynta och akut hotade fjärilen barrskogslavfly (CR) som hör hemma i boreala barrskogar med riklig förekomst av värdväxten. Tidigare kunde arten konstateras årligen på flera platser vid Dala-Floda i Dalarna innan lokalerna kalavverkades. Senaste fyndet i landet av barrskogslavfly är från år 2000 då den påträffades vid Högberget i Sollefteå kommun (SLU Artdatabanken, 2024).</w:t>
+        <w:t xml:space="preserve"> är en utpräglad barrskogsart som ibland kan drapera träden i norrländska grannaturskogar med hög luftfuktighet. Den förekommer även i talldominerade bestånd där den, förutom i trädens grenverk, påträffas hängande över ojämnheter i tallbarken. Arten har minskat starkt i södra och mellersta Sverige och den minskar även i sitt nordliga utbredningsområde. Orsaken till tillbakagången beror främst på slutavverkningar av naturskogsartade skogar. Bestånd med riklig förekomst bör regelmässigt sparas. Garnlav är värdväxt för den mycket sällsynta och akut hotade fjärilen barrskogslavfly (CR) som hör hemma i boreala barrskogar med riklig förekomst av värdväxten. Tidigare kunde arten konstateras årligen på flera platser vid Dala-Floda i Dalarna innan lokalerna kalavverkades. Senaste fyndet i landet av barrskogslavfly är från år 2000 då den påträffades vid Högberget i Sollefteå kommun. Garnlav är typisk art för </w:t>
+      </w:r>
+      <w:r>
+        <w:rPr>
+          <w:i/>
+        </w:rPr>
+        <w:t xml:space="preserve">9010 Taiga </w:t>
+      </w:r>
+      <w:r>
+        <w:t>och</w:t>
+      </w:r>
+      <w:r>
+        <w:rPr>
+          <w:i/>
+        </w:rPr>
+        <w:t xml:space="preserve"> 9070 Trädklädd betesmark </w:t>
+      </w:r>
+      <w:r>
+        <w:t xml:space="preserve"> (SLU Artdatabanken, 2024).</w:t>
       </w:r>
     </w:p>
     <w:p>
@@ -287,7 +314,25 @@
         <w:t>Harticka (NT)</w:t>
       </w:r>
       <w:r>
-        <w:t xml:space="preserve"> är normalt en mycket bra signalart för granskogar med höga naturvärden. Även när svampen påträffas i mer påverkade skogar är det nästan alltid fråga om skogsmiljöer i sena successionsstadier med höga naturvärden. Skogsskötselåtgärder på eller i omedelbar närhet av växtplatserna kan innebära ett hot mot arten (SLU Artdatabanken, 2024; Nitare &amp; Skogsstyrelsen, 2019).</w:t>
+        <w:t xml:space="preserve"> är normalt en mycket bra signalart för granskogar med höga naturvärden. Även när svampen påträffas i mer påverkade skogar är det nästan alltid fråga om skogsmiljöer i sena successionsstadier med höga naturvärden. Skogsskötselåtgärder på eller i omedelbar närhet av växtplatserna kan innebära ett hot mot arten. Harticka är typisk art för </w:t>
+      </w:r>
+      <w:r>
+        <w:rPr>
+          <w:i/>
+        </w:rPr>
+        <w:t xml:space="preserve">9010 Taiga, 9050 Näringsrik granskog </w:t>
+      </w:r>
+      <w:r>
+        <w:t xml:space="preserve">och </w:t>
+      </w:r>
+      <w:r>
+        <w:rPr>
+          <w:i/>
+        </w:rPr>
+        <w:t>9030 Landhöjningsskog</w:t>
+      </w:r>
+      <w:r>
+        <w:t xml:space="preserve"> (SLU Artdatabanken, 2024; Nitare &amp; Skogsstyrelsen, 2019).</w:t>
       </w:r>
     </w:p>
     <w:p>
@@ -298,7 +343,25 @@
         <w:t xml:space="preserve">Mörk husmossa </w:t>
       </w:r>
       <w:r>
-        <w:t>är en mycket bra signalart i södra och mellersta Sverige. Den är sannolikt svårspridd och växer huvudsakligen i skog med lång skoglig kontinuitet i områden med konstant hög luftfuktighet. Den är känslig för större avverkningar, men tål plockhuggning som lämnar ett tätare trädskikt och ett obrutet, fukthållande mosstäcke på marken. Ett par studier har klart visat att artens tillväxt försämras när skogen huggs ner intill växtplatsen, och att ett kalhygges påverkan på mörk husmossa avtar både med avståndet från kalhygget och ju fuktigare växtplatsen är (SLU Artdatabanken, 2024; Nitare &amp; Skogsstyrelsen, 2019).</w:t>
+        <w:t xml:space="preserve">är en mycket bra signalart i södra och mellersta Sverige. Den är sannolikt svårspridd och växer huvudsakligen i skog med lång skoglig kontinuitet i områden med konstant hög luftfuktighet. Den är känslig för större avverkningar, men tål plockhuggning som lämnar ett tätare trädskikt och ett obrutet, fukthållande mosstäcke på marken. Ett par studier har klart visat att artens tillväxt försämras när skogen huggs ner intill växtplatsen, och att ett kalhygges påverkan på mörk husmossa avtar både med avståndet från kalhygget och ju fuktigare växtplatsen är. Mörk husmossa är typisk art för </w:t>
+      </w:r>
+      <w:r>
+        <w:rPr>
+          <w:i/>
+        </w:rPr>
+        <w:t xml:space="preserve">9010 Taiga, 9050 Näringsrik granskog, 9080 Lövsumpskog, 9750 Svämlövskog, 9020 Nordlig ädellövskog, 9160 Näringsrik ekskog </w:t>
+      </w:r>
+      <w:r>
+        <w:t>och</w:t>
+      </w:r>
+      <w:r>
+        <w:rPr>
+          <w:i/>
+        </w:rPr>
+        <w:t xml:space="preserve"> 9180 Ädellövskog i branter</w:t>
+      </w:r>
+      <w:r>
+        <w:t xml:space="preserve"> (SLU Artdatabanken, 2024; Nitare &amp; Skogsstyrelsen, 2019).</w:t>
       </w:r>
     </w:p>
     <w:p>
@@ -309,7 +372,25 @@
         <w:t>Rödbrun blekspik (NT)</w:t>
       </w:r>
       <w:r>
-        <w:t xml:space="preserve"> växer i norra Sverige på bark och ved av björk och gran i skogar med hög och jämn luftfuktighet. I södra Sverige växer den främst på ek i öppna åldriga lövskogar. I norra delen av sitt utbredningsområde hotas arten av slutavverkningar av gamla granskogar. I den södra delen av landet hotas den genom de åldriga lövskogarnas tillbakagång och särskilt ekhagarnas igenväxning och genom plantering av sådan mark med barrskog. Rödbrun blekspik signalerar alltid höga naturvärden (SLU Artdatabanken, 2024; Nitare &amp; Skogsstyrelsen, 2019).</w:t>
+        <w:t xml:space="preserve"> växer i norra Sverige på bark och ved av björk och gran i skogar med hög och jämn luftfuktighet. I södra Sverige växer den främst på ek i öppna åldriga lövskogar. I norra delen av sitt utbredningsområde hotas arten av slutavverkningar av gamla granskogar. I den södra delen av landet hotas den genom de åldriga lövskogarnas tillbakagång och särskilt ekhagarnas igenväxning och genom plantering av sådan mark med barrskog. Rödbrun blekspik är typisk art för </w:t>
+      </w:r>
+      <w:r>
+        <w:rPr>
+          <w:i/>
+        </w:rPr>
+        <w:t xml:space="preserve">9010 Taiga, 9020 Nordlig ädellövskog, 9070 Trädklädd betesmark, 9160 Näringsrik ekskog </w:t>
+      </w:r>
+      <w:r>
+        <w:t xml:space="preserve">och </w:t>
+      </w:r>
+      <w:r>
+        <w:rPr>
+          <w:i/>
+        </w:rPr>
+        <w:t>9180 Ädellövskog i branter</w:t>
+      </w:r>
+      <w:r>
+        <w:t xml:space="preserve"> och signalerar alltid höga naturvärden (SLU Artdatabanken, 2024; Nitare &amp; Skogsstyrelsen, 2019).</w:t>
       </w:r>
     </w:p>
     <w:p>
@@ -347,7 +428,25 @@
         <w:t>Järpe (NT, §4)</w:t>
       </w:r>
       <w:r>
-        <w:t>, som är rödlistad som nära hotad och upptagen i bilaga 1 och 2 EU:s fågeldirektiv, har häckningsrevir i avverkningsanmälan. Arten har minskat med 25 (10–40) % under de senaste 12 åren och är mycket stationär inom sitt revir som är minst 25 hektar stort. Dess livsmiljöer utgörs av tät barrskog med inblandning av lövträd och en väl utvecklad flerskiktad struktur med bärris och yngre eller undertryckta, täta granar i ett lägre skikt, ofta utmed bäckar och åar inne i den skyddande granskogen. Järpen överlever inte om dess livsmiljö kalavverkas och är även känslig för röjning, gallring och avverkning där unga granar och lövträd inte sparas i tillräcklig omfattning. Minskningstakten för den svenska populationen bedöms vara nära gränsvärdet för Sårbar (VU). (A2b)  (SLU Artdatabanken, 2022).</w:t>
+        <w:t xml:space="preserve">, som är rödlistad som nära hotad och upptagen i bilaga 1 och 2 EU:s fågeldirektiv, har häckningsrevir i avverkningsanmälan. Arten har minskat med 25 (10–40) % under de senaste 12 åren och är mycket stationär inom sitt revir som är minst 25 hektar stort. Dess livsmiljöer utgörs av tät barrskog med inblandning av lövträd och en väl utvecklad flerskiktad struktur med bärris och yngre eller undertryckta, täta granar i ett lägre skikt, ofta utmed bäckar och åar inne i den skyddande granskogen. Järpen överlever inte om dess livsmiljö kalavverkas och är även känslig för röjning, gallring och avverkning där unga granar och lövträd inte sparas i tillräcklig omfattning. Minskningstakten för den svenska populationen bedöms vara nära gränsvärdet för Sårbar (VU). Järpe är typisk art för </w:t>
+      </w:r>
+      <w:r>
+        <w:rPr>
+          <w:i/>
+        </w:rPr>
+        <w:t xml:space="preserve">9010 Taiga, 9080 Lövsumpskog </w:t>
+      </w:r>
+      <w:r>
+        <w:t xml:space="preserve">och </w:t>
+      </w:r>
+      <w:r>
+        <w:rPr>
+          <w:i/>
+        </w:rPr>
+        <w:t xml:space="preserve">9740 Skogsbevuxen myr </w:t>
+      </w:r>
+      <w:r>
+        <w:t>(SLU Artdatabanken, 2022).</w:t>
       </w:r>
     </w:p>
     <w:p>
@@ -829,7 +928,7 @@
     <w:r>
       <w:tab/>
       <w:tab/>
-      <w:t>2026-01-28</w:t>
+      <w:t>2026-01-29</w:t>
       <w:br/>
       <w:br/>
     </w:r>

--- a/klagomål/A 49858-2025 FSC-klagomål.docx
+++ b/klagomål/A 49858-2025 FSC-klagomål.docx
@@ -928,7 +928,7 @@
     <w:r>
       <w:tab/>
       <w:tab/>
-      <w:t>2026-01-29</w:t>
+      <w:t>2026-01-30</w:t>
       <w:br/>
       <w:br/>
     </w:r>

--- a/klagomål/A 49858-2025 FSC-klagomål.docx
+++ b/klagomål/A 49858-2025 FSC-klagomål.docx
@@ -928,7 +928,7 @@
     <w:r>
       <w:tab/>
       <w:tab/>
-      <w:t>2026-01-30</w:t>
+      <w:t>2026-01-31</w:t>
       <w:br/>
       <w:br/>
     </w:r>

--- a/klagomål/A 49858-2025 FSC-klagomål.docx
+++ b/klagomål/A 49858-2025 FSC-klagomål.docx
@@ -928,7 +928,7 @@
     <w:r>
       <w:tab/>
       <w:tab/>
-      <w:t>2026-01-31</w:t>
+      <w:t>2026-02-01</w:t>
       <w:br/>
       <w:br/>
     </w:r>

--- a/klagomål/A 49858-2025 FSC-klagomål.docx
+++ b/klagomål/A 49858-2025 FSC-klagomål.docx
@@ -928,7 +928,7 @@
     <w:r>
       <w:tab/>
       <w:tab/>
-      <w:t>2026-02-22</w:t>
+      <w:t>2026-02-23</w:t>
       <w:br/>
       <w:br/>
     </w:r>

--- a/klagomål/A 49858-2025 FSC-klagomål.docx
+++ b/klagomål/A 49858-2025 FSC-klagomål.docx
@@ -928,7 +928,7 @@
     <w:r>
       <w:tab/>
       <w:tab/>
-      <w:t>2026-02-23</w:t>
+      <w:t>2026-02-24</w:t>
       <w:br/>
       <w:br/>
     </w:r>

--- a/klagomål/A 49858-2025 FSC-klagomål.docx
+++ b/klagomål/A 49858-2025 FSC-klagomål.docx
@@ -928,7 +928,7 @@
     <w:r>
       <w:tab/>
       <w:tab/>
-      <w:t>2026-02-24</w:t>
+      <w:t>2026-02-25</w:t>
       <w:br/>
       <w:br/>
     </w:r>

--- a/klagomål/A 49858-2025 FSC-klagomål.docx
+++ b/klagomål/A 49858-2025 FSC-klagomål.docx
@@ -928,7 +928,7 @@
     <w:r>
       <w:tab/>
       <w:tab/>
-      <w:t>2026-02-25</w:t>
+      <w:t>2026-02-26</w:t>
       <w:br/>
       <w:br/>
     </w:r>

--- a/klagomål/A 49858-2025 FSC-klagomål.docx
+++ b/klagomål/A 49858-2025 FSC-klagomål.docx
@@ -928,7 +928,7 @@
     <w:r>
       <w:tab/>
       <w:tab/>
-      <w:t>2026-02-26</w:t>
+      <w:t>2026-02-28</w:t>
       <w:br/>
       <w:br/>
     </w:r>

--- a/klagomål/A 49858-2025 FSC-klagomål.docx
+++ b/klagomål/A 49858-2025 FSC-klagomål.docx
@@ -928,7 +928,7 @@
     <w:r>
       <w:tab/>
       <w:tab/>
-      <w:t>2026-02-28</w:t>
+      <w:t>2026-03-01</w:t>
       <w:br/>
       <w:br/>
     </w:r>

--- a/klagomål/A 49858-2025 FSC-klagomål.docx
+++ b/klagomål/A 49858-2025 FSC-klagomål.docx
@@ -928,7 +928,7 @@
     <w:r>
       <w:tab/>
       <w:tab/>
-      <w:t>2026-03-01</w:t>
+      <w:t>2026-03-02</w:t>
       <w:br/>
       <w:br/>
     </w:r>

--- a/klagomål/A 49858-2025 FSC-klagomål.docx
+++ b/klagomål/A 49858-2025 FSC-klagomål.docx
@@ -289,7 +289,7 @@
         <w:rPr>
           <w:i/>
         </w:rPr>
-        <w:t xml:space="preserve"> 9070 Trädklädd betesmark </w:t>
+        <w:t xml:space="preserve"> 9070 Trädklädd betesmark</w:t>
       </w:r>
       <w:r>
         <w:t xml:space="preserve"> (SLU Artdatabanken, 2024).</w:t>
@@ -928,7 +928,7 @@
     <w:r>
       <w:tab/>
       <w:tab/>
-      <w:t>2026-03-02</w:t>
+      <w:t>2026-03-03</w:t>
       <w:br/>
       <w:br/>
     </w:r>

--- a/klagomål/A 49858-2025 FSC-klagomål.docx
+++ b/klagomål/A 49858-2025 FSC-klagomål.docx
@@ -928,7 +928,7 @@
     <w:r>
       <w:tab/>
       <w:tab/>
-      <w:t>2026-03-03</w:t>
+      <w:t>2026-03-04</w:t>
       <w:br/>
       <w:br/>
     </w:r>

--- a/klagomål/A 49858-2025 FSC-klagomål.docx
+++ b/klagomål/A 49858-2025 FSC-klagomål.docx
@@ -928,7 +928,7 @@
     <w:r>
       <w:tab/>
       <w:tab/>
-      <w:t>2026-03-04</w:t>
+      <w:t>2026-03-05</w:t>
       <w:br/>
       <w:br/>
     </w:r>

--- a/klagomål/A 49858-2025 FSC-klagomål.docx
+++ b/klagomål/A 49858-2025 FSC-klagomål.docx
@@ -928,7 +928,7 @@
     <w:r>
       <w:tab/>
       <w:tab/>
-      <w:t>2026-03-05</w:t>
+      <w:t>2026-03-06</w:t>
       <w:br/>
       <w:br/>
     </w:r>

--- a/klagomål/A 49858-2025 FSC-klagomål.docx
+++ b/klagomål/A 49858-2025 FSC-klagomål.docx
@@ -928,7 +928,7 @@
     <w:r>
       <w:tab/>
       <w:tab/>
-      <w:t>2026-03-06</w:t>
+      <w:t>2026-03-07</w:t>
       <w:br/>
       <w:br/>
     </w:r>

--- a/klagomål/A 49858-2025 FSC-klagomål.docx
+++ b/klagomål/A 49858-2025 FSC-klagomål.docx
@@ -928,7 +928,7 @@
     <w:r>
       <w:tab/>
       <w:tab/>
-      <w:t>2026-03-07</w:t>
+      <w:t>2026-03-08</w:t>
       <w:br/>
       <w:br/>
     </w:r>

--- a/klagomål/A 49858-2025 FSC-klagomål.docx
+++ b/klagomål/A 49858-2025 FSC-klagomål.docx
@@ -928,7 +928,7 @@
     <w:r>
       <w:tab/>
       <w:tab/>
-      <w:t>2026-03-08</w:t>
+      <w:t>2026-03-09</w:t>
       <w:br/>
       <w:br/>
     </w:r>

--- a/klagomål/A 49858-2025 FSC-klagomål.docx
+++ b/klagomål/A 49858-2025 FSC-klagomål.docx
@@ -928,7 +928,7 @@
     <w:r>
       <w:tab/>
       <w:tab/>
-      <w:t>2026-03-09</w:t>
+      <w:t>2026-03-10</w:t>
       <w:br/>
       <w:br/>
     </w:r>

--- a/klagomål/A 49858-2025 FSC-klagomål.docx
+++ b/klagomål/A 49858-2025 FSC-klagomål.docx
@@ -775,7 +775,7 @@
     </w:p>
     <w:p>
       <w:r>
-        <w:t>Arten behöver lämpliga skogsbestånd om sammanlagt minst 25 hektar. Den är mycket stationär inom sitt revir och när ett par etablerat sig stannar de så länge miljön är intakt. Den undviker öppen mark och förﬂyttar sig sällan över större öppna myrar eller åkermark, och är därför känslig för fragmentering. Järpen överlever inte om dess livsmiljö kalavverkas och är även känslig för röjning, gallring och avverkning där unga granar och lövträd inte sparas i tillräcklig omfattning. Minskningstakten för den svenska populationen bedöms vara nära gränsvärdet för Sårbar (VU). (A2b)  (SLU Artdatabanken, 2022).</w:t>
+        <w:t>Arten behöver lämpliga skogsbestånd om sammanlagt minst 25 hektar. Den är mycket stationär inom sitt revir och när ett par etablerat sig stannar de så länge miljön är intakt. Den undviker öppen mark och förﬂyttar sig sällan över större öppna myrar eller åkermark, och är därför känslig för fragmentering. Järpen överlever inte om dess livsmiljö kalavverkas och är även känslig för röjning, gallring och avverkning där unga granar och lövträd inte sparas i tillräcklig omfattning. Minskningstakten för den svenska populationen bedöms vara nära gränsvärdet för Sårbar (VU). (A2b) (SLU Artdatabanken, 2022).</w:t>
       </w:r>
     </w:p>
     <w:p>
@@ -928,7 +928,7 @@
     <w:r>
       <w:tab/>
       <w:tab/>
-      <w:t>2026-03-10</w:t>
+      <w:t>2026-03-11</w:t>
       <w:br/>
       <w:br/>
     </w:r>

--- a/klagomål/A 49858-2025 FSC-klagomål.docx
+++ b/klagomål/A 49858-2025 FSC-klagomål.docx
@@ -928,7 +928,7 @@
     <w:r>
       <w:tab/>
       <w:tab/>
-      <w:t>2026-03-11</w:t>
+      <w:t>2026-03-12</w:t>
       <w:br/>
       <w:br/>
     </w:r>

--- a/klagomål/A 49858-2025 FSC-klagomål.docx
+++ b/klagomål/A 49858-2025 FSC-klagomål.docx
@@ -928,7 +928,7 @@
     <w:r>
       <w:tab/>
       <w:tab/>
-      <w:t>2026-03-12</w:t>
+      <w:t>2026-03-13</w:t>
       <w:br/>
       <w:br/>
     </w:r>

--- a/klagomål/A 49858-2025 FSC-klagomål.docx
+++ b/klagomål/A 49858-2025 FSC-klagomål.docx
@@ -973,7 +973,7 @@
     <w:r>
       <w:tab/>
       <w:tab/>
-      <w:t>2026-04-14</w:t>
+      <w:t>2026-04-15</w:t>
       <w:br/>
       <w:br/>
     </w:r>

--- a/klagomål/A 49858-2025 FSC-klagomål.docx
+++ b/klagomål/A 49858-2025 FSC-klagomål.docx
@@ -973,7 +973,7 @@
     <w:r>
       <w:tab/>
       <w:tab/>
-      <w:t>2026-04-15</w:t>
+      <w:t>2026-04-16</w:t>
       <w:br/>
       <w:br/>
     </w:r>

--- a/klagomål/A 49858-2025 FSC-klagomål.docx
+++ b/klagomål/A 49858-2025 FSC-klagomål.docx
@@ -973,7 +973,7 @@
     <w:r>
       <w:tab/>
       <w:tab/>
-      <w:t>2026-04-16</w:t>
+      <w:t>2026-04-17</w:t>
       <w:br/>
       <w:br/>
     </w:r>

--- a/klagomål/A 49858-2025 FSC-klagomål.docx
+++ b/klagomål/A 49858-2025 FSC-klagomål.docx
@@ -973,7 +973,7 @@
     <w:r>
       <w:tab/>
       <w:tab/>
-      <w:t>2026-04-17</w:t>
+      <w:t>2026-04-18</w:t>
       <w:br/>
       <w:br/>
     </w:r>

--- a/klagomål/A 49858-2025 FSC-klagomål.docx
+++ b/klagomål/A 49858-2025 FSC-klagomål.docx
@@ -973,7 +973,7 @@
     <w:r>
       <w:tab/>
       <w:tab/>
-      <w:t>2026-04-18</w:t>
+      <w:t>2026-04-19</w:t>
       <w:br/>
       <w:br/>
     </w:r>

--- a/klagomål/A 49858-2025 FSC-klagomål.docx
+++ b/klagomål/A 49858-2025 FSC-klagomål.docx
@@ -973,7 +973,7 @@
     <w:r>
       <w:tab/>
       <w:tab/>
-      <w:t>2026-04-19</w:t>
+      <w:t>2026-04-20</w:t>
       <w:br/>
       <w:br/>
     </w:r>

--- a/klagomål/A 49858-2025 FSC-klagomål.docx
+++ b/klagomål/A 49858-2025 FSC-klagomål.docx
@@ -973,7 +973,7 @@
     <w:r>
       <w:tab/>
       <w:tab/>
-      <w:t>2026-04-20</w:t>
+      <w:t>2026-04-21</w:t>
       <w:br/>
       <w:br/>
     </w:r>

--- a/klagomål/A 49858-2025 FSC-klagomål.docx
+++ b/klagomål/A 49858-2025 FSC-klagomål.docx
@@ -973,7 +973,7 @@
     <w:r>
       <w:tab/>
       <w:tab/>
-      <w:t>2026-04-21</w:t>
+      <w:t>2026-04-22</w:t>
       <w:br/>
       <w:br/>
     </w:r>

--- a/klagomål/A 49858-2025 FSC-klagomål.docx
+++ b/klagomål/A 49858-2025 FSC-klagomål.docx
@@ -973,7 +973,7 @@
     <w:r>
       <w:tab/>
       <w:tab/>
-      <w:t>2026-04-22</w:t>
+      <w:t>2026-04-23</w:t>
       <w:br/>
       <w:br/>
     </w:r>

--- a/klagomål/A 49858-2025 FSC-klagomål.docx
+++ b/klagomål/A 49858-2025 FSC-klagomål.docx
@@ -973,7 +973,7 @@
     <w:r>
       <w:tab/>
       <w:tab/>
-      <w:t>2026-04-23</w:t>
+      <w:t>2026-04-24</w:t>
       <w:br/>
       <w:br/>
     </w:r>

--- a/klagomål/A 49858-2025 FSC-klagomål.docx
+++ b/klagomål/A 49858-2025 FSC-klagomål.docx
@@ -973,7 +973,7 @@
     <w:r>
       <w:tab/>
       <w:tab/>
-      <w:t>2026-04-24</w:t>
+      <w:t>2026-04-25</w:t>
       <w:br/>
       <w:br/>
     </w:r>

--- a/klagomål/A 49858-2025 FSC-klagomål.docx
+++ b/klagomål/A 49858-2025 FSC-klagomål.docx
@@ -973,7 +973,7 @@
     <w:r>
       <w:tab/>
       <w:tab/>
-      <w:t>2026-04-25</w:t>
+      <w:t>2026-04-26</w:t>
       <w:br/>
       <w:br/>
     </w:r>

--- a/klagomål/A 49858-2025 FSC-klagomål.docx
+++ b/klagomål/A 49858-2025 FSC-klagomål.docx
@@ -973,7 +973,7 @@
     <w:r>
       <w:tab/>
       <w:tab/>
-      <w:t>2026-04-26</w:t>
+      <w:t>2026-04-27</w:t>
       <w:br/>
       <w:br/>
     </w:r>

--- a/klagomål/A 49858-2025 FSC-klagomål.docx
+++ b/klagomål/A 49858-2025 FSC-klagomål.docx
@@ -973,7 +973,7 @@
     <w:r>
       <w:tab/>
       <w:tab/>
-      <w:t>2026-04-27</w:t>
+      <w:t>2026-04-28</w:t>
       <w:br/>
       <w:br/>
     </w:r>

--- a/klagomål/A 49858-2025 FSC-klagomål.docx
+++ b/klagomål/A 49858-2025 FSC-klagomål.docx
@@ -973,7 +973,7 @@
     <w:r>
       <w:tab/>
       <w:tab/>
-      <w:t>2026-04-28</w:t>
+      <w:t>2026-04-29</w:t>
       <w:br/>
       <w:br/>
     </w:r>

--- a/klagomål/A 49858-2025 FSC-klagomål.docx
+++ b/klagomål/A 49858-2025 FSC-klagomål.docx
@@ -973,7 +973,7 @@
     <w:r>
       <w:tab/>
       <w:tab/>
-      <w:t>2026-04-29</w:t>
+      <w:t>2026-04-30</w:t>
       <w:br/>
       <w:br/>
     </w:r>

--- a/klagomål/A 49858-2025 FSC-klagomål.docx
+++ b/klagomål/A 49858-2025 FSC-klagomål.docx
@@ -973,7 +973,7 @@
     <w:r>
       <w:tab/>
       <w:tab/>
-      <w:t>2026-06-15</w:t>
+      <w:t>2026-06-16</w:t>
       <w:br/>
       <w:br/>
     </w:r>

--- a/klagomål/A 49858-2025 FSC-klagomål.docx
+++ b/klagomål/A 49858-2025 FSC-klagomål.docx
@@ -973,7 +973,7 @@
     <w:r>
       <w:tab/>
       <w:tab/>
-      <w:t>2026-06-16</w:t>
+      <w:t>2026-06-17</w:t>
       <w:br/>
       <w:br/>
     </w:r>

--- a/klagomål/A 49858-2025 FSC-klagomål.docx
+++ b/klagomål/A 49858-2025 FSC-klagomål.docx
@@ -1,6 +1,6 @@
 
 <file path=word/document.xml><?xml version="1.0" encoding="utf-8"?>
-<w:document xmlns:wpc="http://schemas.microsoft.com/office/word/2010/wordprocessingCanvas" xmlns:cx="http://schemas.microsoft.com/office/drawing/2014/chartex" xmlns:cx1="http://schemas.microsoft.com/office/drawing/2015/9/8/chartex" xmlns:cx2="http://schemas.microsoft.com/office/drawing/2015/10/21/chartex" xmlns:cx3="http://schemas.microsoft.com/office/drawing/2016/5/9/chartex" xmlns:cx4="http://schemas.microsoft.com/office/drawing/2016/5/10/chartex" xmlns:cx5="http://schemas.microsoft.com/office/drawing/2016/5/11/chartex" xmlns:cx6="http://schemas.microsoft.com/office/drawing/2016/5/12/chartex" xmlns:cx7="http://schemas.microsoft.com/office/drawing/2016/5/13/chartex" xmlns:cx8="http://schemas.microsoft.com/office/drawing/2016/5/14/chartex" xmlns:mc="http://schemas.openxmlformats.org/markup-compatibility/2006" xmlns:aink="http://schemas.microsoft.com/office/drawing/2016/ink" xmlns:am3d="http://schemas.microsoft.com/office/drawing/2017/model3d" xmlns:o="urn:schemas-microsoft-com:office:office" xmlns:oel="http://schemas.microsoft.com/office/2019/extlst" xmlns:r="http://schemas.openxmlformats.org/officeDocument/2006/relationships" xmlns:m="http://schemas.openxmlformats.org/officeDocument/2006/math" xmlns:v="urn:schemas-microsoft-com:vml" xmlns:wp14="http://schemas.microsoft.com/office/word/2010/wordprocessingDrawing" xmlns:wp="http://schemas.openxmlformats.org/drawingml/2006/wordprocessingDrawing" xmlns:w10="urn:schemas-microsoft-com:office:word" xmlns:w="http://schemas.openxmlformats.org/wordprocessingml/2006/main" xmlns:w14="http://schemas.microsoft.com/office/word/2010/wordml" xmlns:w15="http://schemas.microsoft.com/office/word/2012/wordml" xmlns:w16cex="http://schemas.microsoft.com/office/word/2018/wordml/cex" xmlns:w16cid="http://schemas.microsoft.com/office/word/2016/wordml/cid" xmlns:w16="http://schemas.microsoft.com/office/word/2018/wordml" xmlns:w16sdtdh="http://schemas.microsoft.com/office/word/2020/wordml/sdtdatahash" xmlns:w16se="http://schemas.microsoft.com/office/word/2015/wordml/symex" xmlns:wpg="http://schemas.microsoft.com/office/word/2010/wordprocessingGroup" xmlns:wpi="http://schemas.microsoft.com/office/word/2010/wordprocessingInk" xmlns:wne="http://schemas.microsoft.com/office/word/2006/wordml" xmlns:wps="http://schemas.microsoft.com/office/word/2010/wordprocessingShape" mc:Ignorable="w14 w15 w16se w16cid w16 w16cex w16sdtdh wp14">
+<w:document xmlns:wpc="http://schemas.microsoft.com/office/word/2010/wordprocessingCanvas" xmlns:cx="http://schemas.microsoft.com/office/drawing/2014/chartex" xmlns:cx1="http://schemas.microsoft.com/office/drawing/2015/9/8/chartex" xmlns:cx2="http://schemas.microsoft.com/office/drawing/2015/10/21/chartex" xmlns:cx3="http://schemas.microsoft.com/office/drawing/2016/5/9/chartex" xmlns:cx4="http://schemas.microsoft.com/office/drawing/2016/5/10/chartex" xmlns:cx5="http://schemas.microsoft.com/office/drawing/2016/5/11/chartex" xmlns:cx6="http://schemas.microsoft.com/office/drawing/2016/5/12/chartex" xmlns:cx7="http://schemas.microsoft.com/office/drawing/2016/5/13/chartex" xmlns:cx8="http://schemas.microsoft.com/office/drawing/2016/5/14/chartex" xmlns:mc="http://schemas.openxmlformats.org/markup-compatibility/2006" xmlns:aink="http://schemas.microsoft.com/office/drawing/2016/ink" xmlns:am3d="http://schemas.microsoft.com/office/drawing/2017/model3d" xmlns:o="urn:schemas-microsoft-com:office:office" xmlns:oel="http://schemas.microsoft.com/office/2019/extlst" xmlns:r="http://schemas.openxmlformats.org/officeDocument/2006/relationships" xmlns:m="http://schemas.openxmlformats.org/officeDocument/2006/math" xmlns:v="urn:schemas-microsoft-com:vml" xmlns:wp14="http://schemas.microsoft.com/office/word/2010/wordprocessingDrawing" xmlns:wp="http://schemas.openxmlformats.org/drawingml/2006/wordprocessingDrawing" xmlns:w10="urn:schemas-microsoft-com:office:word" xmlns:w="http://schemas.openxmlformats.org/wordprocessingml/2006/main" xmlns:w14="http://schemas.microsoft.com/office/word/2010/wordml" xmlns:w15="http://schemas.microsoft.com/office/word/2012/wordml" xmlns:w16cex="http://schemas.microsoft.com/office/word/2018/wordml/cex" xmlns:w16cid="http://schemas.microsoft.com/office/word/2016/wordml/cid" xmlns:w16="http://schemas.microsoft.com/office/word/2018/wordml" xmlns:w16du="http://schemas.microsoft.com/office/word/2023/wordml/word16du" xmlns:w16sdtdh="http://schemas.microsoft.com/office/word/2020/wordml/sdtdatahash" xmlns:w16sdtfl="http://schemas.microsoft.com/office/word/2024/wordml/sdtformatlock" xmlns:w16se="http://schemas.microsoft.com/office/word/2015/wordml/symex" xmlns:wpg="http://schemas.microsoft.com/office/word/2010/wordprocessingGroup" xmlns:wpi="http://schemas.microsoft.com/office/word/2010/wordprocessingInk" xmlns:wne="http://schemas.microsoft.com/office/word/2006/wordml" xmlns:wps="http://schemas.microsoft.com/office/word/2010/wordprocessingShape" mc:Ignorable="w14 w15 w16se w16cid w16 w16cex w16sdtdh w16sdtfl w16du wp14">
   <w:body>
     <w:p>
       <w:r>
@@ -168,7 +168,7 @@
     </w:p>
     <w:p>
       <w:r>
-        <w:t>Detta dokument behandlar höga naturvärden i avverkningsanmälan A 49858-2025 i Åre kommun. Denna avverkningsanmälan inkom 2025-10-10 12:15:41 och omfattar 15,9 ha.</w:t>
+        <w:t>Detta dokument behandlar höga naturvärden i avverkningsanmälan A 49858-2025 i Åre kommun som inkom 2025-10-10 och omfattar 15,9 ha.</w:t>
       </w:r>
     </w:p>
     <w:p>
@@ -191,12 +191,15 @@
     </w:p>
     <w:p>
       <w:r>
-        <w:t>I avverkningsanmälan har följande 7 naturvårdsarter hittats: gammelgransskål (NT), garnlav (NT), granticka (NT), harticka (NT), järpe (NT, §4), rödbrun blekspik (NT) och mörk husmossa (S). Av dessa är 6 rödlistade. För rödlistade arter har rödlistekategorin angivits inom parentes. Arter som är signalarter enligt Skogsstyrelsen har markerats med (S). För fridlysta arter anges även paragrafen i Artskyddsförordningen som arten är fridlyst enligt.</w:t>
+        <w:t>I avverkningsanmälan har följande 6 naturvårdsarter hittats: garnlav (VU, T), gammelgransskål (NT, T), harticka (NT, T), rödbrun blekspik (NT, T), mörk husmossa (S, T) och järpe (T, §4). Av dessa är 4 rödlistade. För rödlistade arter har rödlistekategorin angivits inom parentes. Arter som är signalarter enligt Skogsstyrelsen har markerats med (S). Typiska arter inom Natura 2000 som är kopplade till skogsekosystem har markerats med (T). För fridlysta arter anges även paragrafen i Artskyddsförordningen som arten är fridlyst enligt.</w:t>
       </w:r>
     </w:p>
     <w:p>
       <w:r>
-        <w:t>De påträffade naturvårdsarterna är ett tydligt kvitto på att detta rör sig om en skog med höga naturvärden. I Figur 1 visas en karta över det avverkningsanmälda området, där samtliga fyndplatser för naturvårdsarter som finns registrerade på Artportalen har markerats.</w:t>
+        <w:t>De påträffade naturvårdsarterna är ett tydligt kvitto på att det rör sig om en skog med höga naturvärden.</w:t>
+      </w:r>
+      <w:r>
+        <w:t xml:space="preserve"> I Figur 1 visas fyndplatser för naturvårdsarter i området, som finns registrerade på Artportalen.</w:t>
       </w:r>
     </w:p>
     <w:p>
@@ -206,7 +209,7 @@
       <w:r>
         <w:drawing>
           <wp:inline xmlns:a="http://schemas.openxmlformats.org/drawingml/2006/main" xmlns:pic="http://schemas.openxmlformats.org/drawingml/2006/picture">
-            <wp:extent cx="5486400" cy="4582977"/>
+            <wp:extent cx="5486400" cy="4442244"/>
             <wp:docPr id="1" name="Picture 1"/>
             <wp:cNvGraphicFramePr>
               <a:graphicFrameLocks noChangeAspect="1"/>
@@ -227,7 +230,7 @@
                   <pic:spPr>
                     <a:xfrm>
                       <a:off x="0" y="0"/>
-                      <a:ext cx="5486400" cy="4582977"/>
+                      <a:ext cx="5486400" cy="4442244"/>
                     </a:xfrm>
                     <a:prstGeom prst="rect"/>
                   </pic:spPr>
@@ -241,9 +244,79 @@
     <w:p>
       <w:pPr>
         <w:pStyle w:val="Caption"/>
+        <w:spacing w:after="240"/>
       </w:pPr>
       <w:r>
-        <w:t>Figur 1. Fyndplatser för naturvårdsarter i det avverkningsanmälda området (röd linje). Markörer utan svart kant är placerade på fyndplatsen. Markörer med svart kant är placerade vid sidan av fyndplatsen och har ett svart streck som visar fyndplatsens exakta position. Kartans mittpunktskoordinat är N 7027718, E 382474 i SWEREF 99 TM.</w:t>
+        <w:t>Figur 1. Fyndplatser för naturvårdsarter i avverkningsanmälan (röd linje). Markörer utan svart kant är placerade på fyndplatsen. Markörer med svart kant är placerade vid sidan av fyndplatsen och har ett svart streck som visar fyndplatsens exakta position. Kartans mittpunktskoordinat är N 7027718, E 382474 i SWEREF 99 TM.</w:t>
+      </w:r>
+    </w:p>
+    <w:p>
+      <w:pPr>
+        <w:pStyle w:val="Heading2"/>
+      </w:pPr>
+      <w:r>
+        <w:t>Fridlysta arter</w:t>
+      </w:r>
+    </w:p>
+    <w:p>
+      <w:r>
+        <w:t>Följande fridlysta arter har sina livsmiljöer och växtplatser i den avverkningsanmälda skogen: järpe (T, §4).</w:t>
+      </w:r>
+    </w:p>
+    <w:p>
+      <w:r>
+        <w:t xml:space="preserve">Observera att medlemsländerna är skyldiga att agera i enlighet med EU:s fågeldirektiv där det uttryckligen står att direktivet gäller för fåglar samt för deras ägg, bon och </w:t>
+      </w:r>
+      <w:r>
+        <w:rPr>
+          <w:b/>
+        </w:rPr>
+        <w:t xml:space="preserve">livsmiljöer </w:t>
+      </w:r>
+      <w:r>
+        <w:t>(artikel 1). Vidare att de åtgärder som vidtas inte får leda till en försämring av den nuvarande situationen beträffande bevarandet av de fågelarter som avses i artikel 1 (artikel 13). Fågeldirektivet är styrande för tillsynsansvariga myndigheters ärendehantering, ställningstaganden och beslutsfattande.</w:t>
+      </w:r>
+    </w:p>
+    <w:p>
+      <w:r>
+        <w:rPr>
+          <w:b/>
+        </w:rPr>
+        <w:t>Järpe (§4)</w:t>
+      </w:r>
+      <w:r>
+        <w:t xml:space="preserve">, som är upptagen i bilaga 1 och 2 EU:s fågeldirektiv, är mycket stationär inom sitt revir som är minst 25 hektar stort. Livsmiljöerna utgörs av tät barrskog med inblandning av lövträd och en väl utvecklad flerskiktad struktur med bärris och yngre eller undertryckta, täta granar i ett lägre skikt, ofta utmed bäckar och åar inne i den skyddande granskogen. Den överlever inte om dess livsmiljö kalavverkas och är även känslig för röjning, gallring och avverkning där unga granar och lövträd inte sparas i tillräcklig omfattning. Arten finns i sammanhängande grandominerad skog över hela Sverige men förekomsterna är betydligt glesare i Götaland än i övriga landet. Järpe är typisk art för </w:t>
+      </w:r>
+      <w:r>
+        <w:rPr>
+          <w:i/>
+        </w:rPr>
+        <w:t xml:space="preserve">9010 Taiga, 9080 Lövsumpskog </w:t>
+      </w:r>
+      <w:r>
+        <w:t xml:space="preserve">och </w:t>
+      </w:r>
+      <w:r>
+        <w:rPr>
+          <w:i/>
+        </w:rPr>
+        <w:t xml:space="preserve">9740 Skogsbevuxen myr </w:t>
+      </w:r>
+      <w:r>
+        <w:t>(SLU Artdatabanken, 2026).</w:t>
+      </w:r>
+    </w:p>
+    <w:p>
+      <w:r>
+        <w:t>I BILAGA 1 finns mer detaljerad information om ekologi samt krav på livsmiljö hos fridlysta arter.</w:t>
+      </w:r>
+    </w:p>
+    <w:p>
+      <w:pPr>
+        <w:pStyle w:val="Heading2"/>
+      </w:pPr>
+      <w:r>
+        <w:t>Övriga naturvårdsarter</w:t>
       </w:r>
     </w:p>
     <w:p>
@@ -293,44 +366,6 @@
       </w:r>
       <w:r>
         <w:t xml:space="preserve"> (SLU Artdatabanken, 2026).</w:t>
-      </w:r>
-    </w:p>
-    <w:p>
-      <w:r>
-        <w:rPr>
-          <w:b/>
-        </w:rPr>
-        <w:t>Granticka</w:t>
-      </w:r>
-      <w:r>
-        <w:t xml:space="preserve"> förekommer främst i äldre skogar med naturskogskaraktär, liksom i dimensionsavverkade och plockhuggna skogar. I äldre grannaturskog i norra Sverige är den alltjämt en förhållandevis vanlig karaktärsart, medan den längre söderut blir allt mer sällsynt. I Götaland och delar av Svealand är den en god signalart för skyddsvärda granskogsmiljöer. Arten bedöms ha minskat starkt under senare år på grund av skogsavverkningar, då den framför allt växer i äldre granskog med långvarig grankontinuitet. I urskogsliknande bestånd i norra Sverige kan ibland påträffas den mycket sällsynta tickan grantickeporing (VU), som lever på döda grantickor. Det som tidigare inbegripit grantickan har visat sig röra sig om två arter; tajgagranticka </w:t>
-      </w:r>
-      <w:r>
-        <w:rPr>
-          <w:i/>
-        </w:rPr>
-        <w:t>Porodaedalea abietis</w:t>
-      </w:r>
-      <w:r>
-        <w:t xml:space="preserve"> (LC) och </w:t>
-      </w:r>
-      <w:r>
-        <w:rPr>
-          <w:i/>
-        </w:rPr>
-        <w:t>Porodaedalea chrysoloma</w:t>
-      </w:r>
-      <w:r>
-        <w:t xml:space="preserve"> (DD). Den nordligare arten, tajgagranticka, bildar större fruktkroppar och har sin främsta förekomst i norra Sverige, medan den mer tunnköttiga arten, </w:t>
-      </w:r>
-      <w:r>
-        <w:rPr>
-          <w:i/>
-        </w:rPr>
-        <w:t>P. chrysoloma</w:t>
-      </w:r>
-      <w:r>
-        <w:t>, förekommer i sydöstra Sverige och på Gotland (SLU Artdatabanken, 2026; Nitare &amp; Skogsstyrelsen, 2019).</w:t>
       </w:r>
     </w:p>
     <w:p>
@@ -418,67 +453,6 @@
       </w:r>
       <w:r>
         <w:t xml:space="preserve"> och signalerar alltid höga naturvärden (SLU Artdatabanken, 2024; Nitare &amp; Skogsstyrelsen, 2019).</w:t>
-      </w:r>
-    </w:p>
-    <w:p>
-      <w:pPr>
-        <w:pStyle w:val="Heading1"/>
-      </w:pPr>
-      <w:r>
-        <w:t>Fridlysta arter</w:t>
-      </w:r>
-    </w:p>
-    <w:p>
-      <w:r>
-        <w:t>Följande fridlysta arter har sina livsmiljöer och växtplatser i den avverkningsanmälda skogen: järpe (NT, §4).</w:t>
-      </w:r>
-    </w:p>
-    <w:p>
-      <w:r>
-        <w:t xml:space="preserve">Observera att medlemsländerna är skyldiga att agera i enlighet med EU:s fågeldirektiv där det uttryckligen står att direktivet gäller för fåglar samt för deras ägg, bon och </w:t>
-      </w:r>
-      <w:r>
-        <w:rPr>
-          <w:b/>
-        </w:rPr>
-        <w:t xml:space="preserve">livsmiljöer </w:t>
-      </w:r>
-      <w:r>
-        <w:t>(artikel 1). Vidare att de åtgärder som vidtas inte får leda till en försämring av den nuvarande situationen beträffande bevarandet av de fågelarter som avses i artikel 1 (artikel 13). Fågeldirektivet är styrande för tillsynsansvariga myndigheters ärendehantering, ställningstaganden och beslutsfattande.</w:t>
-      </w:r>
-    </w:p>
-    <w:p>
-      <w:r>
-        <w:rPr>
-          <w:b/>
-        </w:rPr>
-        <w:t>Järpe (§4)</w:t>
-      </w:r>
-      <w:r>
-        <w:t xml:space="preserve">, som är upptagen i bilaga 1 och 2 EU:s fågeldirektiv, är mycket stationär inom sitt revir som är minst 25 hektar stort. Livsmiljöerna utgörs av tät barrskog med inblandning av lövträd och en väl utvecklad flerskiktad struktur med bärris och yngre eller undertryckta, täta granar i ett lägre skikt, ofta utmed bäckar och åar inne i den skyddande granskogen. Den överlever inte om dess livsmiljö kalavverkas och är även känslig för röjning, gallring och avverkning där unga granar och lövträd inte sparas i tillräcklig omfattning. Arten finns i sammanhängande grandominerad skog över hela Sverige men förekomsterna är betydligt glesare i Götaland än i övriga landet. Järpe är typisk art för </w:t>
-      </w:r>
-      <w:r>
-        <w:rPr>
-          <w:i/>
-        </w:rPr>
-        <w:t xml:space="preserve">9010 Taiga, 9080 Lövsumpskog </w:t>
-      </w:r>
-      <w:r>
-        <w:t xml:space="preserve">och </w:t>
-      </w:r>
-      <w:r>
-        <w:rPr>
-          <w:i/>
-        </w:rPr>
-        <w:t xml:space="preserve">9740 Skogsbevuxen myr </w:t>
-      </w:r>
-      <w:r>
-        <w:t>(SLU Artdatabanken, 2026).</w:t>
-      </w:r>
-    </w:p>
-    <w:p>
-      <w:r>
-        <w:t>I BILAGA 1 finns mer detaljerad information om ekologi samt krav på livsmiljö hos fridlysta arter.</w:t>
       </w:r>
     </w:p>
     <w:p>
@@ -587,7 +561,7 @@
         <w:rPr>
           <w:i/>
         </w:rPr>
-        <w:t>I det avverkningsanmälda skogsområdet har 7 naturvårdsarter varav 6 rödlistade arter sina livsmiljöer och växtplatser.</w:t>
+        <w:t>I det avverkningsanmälda skogsområdet har 6 naturvårdsarter varav 4 rödlistade arter sina livsmiljöer och växtplatser.</w:t>
       </w:r>
     </w:p>
     <w:p>
@@ -863,7 +837,7 @@
 </file>
 
 <file path=word/endnotes.xml><?xml version="1.0" encoding="utf-8"?>
-<w:endnotes xmlns:wpc="http://schemas.microsoft.com/office/word/2010/wordprocessingCanvas" xmlns:cx="http://schemas.microsoft.com/office/drawing/2014/chartex" xmlns:cx1="http://schemas.microsoft.com/office/drawing/2015/9/8/chartex" xmlns:cx2="http://schemas.microsoft.com/office/drawing/2015/10/21/chartex" xmlns:cx3="http://schemas.microsoft.com/office/drawing/2016/5/9/chartex" xmlns:cx4="http://schemas.microsoft.com/office/drawing/2016/5/10/chartex" xmlns:cx5="http://schemas.microsoft.com/office/drawing/2016/5/11/chartex" xmlns:cx6="http://schemas.microsoft.com/office/drawing/2016/5/12/chartex" xmlns:cx7="http://schemas.microsoft.com/office/drawing/2016/5/13/chartex" xmlns:cx8="http://schemas.microsoft.com/office/drawing/2016/5/14/chartex" xmlns:mc="http://schemas.openxmlformats.org/markup-compatibility/2006" xmlns:aink="http://schemas.microsoft.com/office/drawing/2016/ink" xmlns:am3d="http://schemas.microsoft.com/office/drawing/2017/model3d" xmlns:o="urn:schemas-microsoft-com:office:office" xmlns:oel="http://schemas.microsoft.com/office/2019/extlst" xmlns:r="http://schemas.openxmlformats.org/officeDocument/2006/relationships" xmlns:m="http://schemas.openxmlformats.org/officeDocument/2006/math" xmlns:v="urn:schemas-microsoft-com:vml" xmlns:wp14="http://schemas.microsoft.com/office/word/2010/wordprocessingDrawing" xmlns:wp="http://schemas.openxmlformats.org/drawingml/2006/wordprocessingDrawing" xmlns:w10="urn:schemas-microsoft-com:office:word" xmlns:w="http://schemas.openxmlformats.org/wordprocessingml/2006/main" xmlns:w14="http://schemas.microsoft.com/office/word/2010/wordml" xmlns:w15="http://schemas.microsoft.com/office/word/2012/wordml" xmlns:w16cex="http://schemas.microsoft.com/office/word/2018/wordml/cex" xmlns:w16cid="http://schemas.microsoft.com/office/word/2016/wordml/cid" xmlns:w16="http://schemas.microsoft.com/office/word/2018/wordml" xmlns:w16sdtdh="http://schemas.microsoft.com/office/word/2020/wordml/sdtdatahash" xmlns:w16se="http://schemas.microsoft.com/office/word/2015/wordml/symex" xmlns:wpg="http://schemas.microsoft.com/office/word/2010/wordprocessingGroup" xmlns:wpi="http://schemas.microsoft.com/office/word/2010/wordprocessingInk" xmlns:wne="http://schemas.microsoft.com/office/word/2006/wordml" xmlns:wps="http://schemas.microsoft.com/office/word/2010/wordprocessingShape" mc:Ignorable="w14 w15 w16se w16cid w16 w16cex w16sdtdh wp14">
+<w:endnotes xmlns:wpc="http://schemas.microsoft.com/office/word/2010/wordprocessingCanvas" xmlns:cx="http://schemas.microsoft.com/office/drawing/2014/chartex" xmlns:cx1="http://schemas.microsoft.com/office/drawing/2015/9/8/chartex" xmlns:cx2="http://schemas.microsoft.com/office/drawing/2015/10/21/chartex" xmlns:cx3="http://schemas.microsoft.com/office/drawing/2016/5/9/chartex" xmlns:cx4="http://schemas.microsoft.com/office/drawing/2016/5/10/chartex" xmlns:cx5="http://schemas.microsoft.com/office/drawing/2016/5/11/chartex" xmlns:cx6="http://schemas.microsoft.com/office/drawing/2016/5/12/chartex" xmlns:cx7="http://schemas.microsoft.com/office/drawing/2016/5/13/chartex" xmlns:cx8="http://schemas.microsoft.com/office/drawing/2016/5/14/chartex" xmlns:mc="http://schemas.openxmlformats.org/markup-compatibility/2006" xmlns:aink="http://schemas.microsoft.com/office/drawing/2016/ink" xmlns:am3d="http://schemas.microsoft.com/office/drawing/2017/model3d" xmlns:o="urn:schemas-microsoft-com:office:office" xmlns:oel="http://schemas.microsoft.com/office/2019/extlst" xmlns:r="http://schemas.openxmlformats.org/officeDocument/2006/relationships" xmlns:m="http://schemas.openxmlformats.org/officeDocument/2006/math" xmlns:v="urn:schemas-microsoft-com:vml" xmlns:wp14="http://schemas.microsoft.com/office/word/2010/wordprocessingDrawing" xmlns:wp="http://schemas.openxmlformats.org/drawingml/2006/wordprocessingDrawing" xmlns:w10="urn:schemas-microsoft-com:office:word" xmlns:w="http://schemas.openxmlformats.org/wordprocessingml/2006/main" xmlns:w14="http://schemas.microsoft.com/office/word/2010/wordml" xmlns:w15="http://schemas.microsoft.com/office/word/2012/wordml" xmlns:w16cex="http://schemas.microsoft.com/office/word/2018/wordml/cex" xmlns:w16cid="http://schemas.microsoft.com/office/word/2016/wordml/cid" xmlns:w16="http://schemas.microsoft.com/office/word/2018/wordml" xmlns:w16du="http://schemas.microsoft.com/office/word/2023/wordml/word16du" xmlns:w16sdtdh="http://schemas.microsoft.com/office/word/2020/wordml/sdtdatahash" xmlns:w16sdtfl="http://schemas.microsoft.com/office/word/2024/wordml/sdtformatlock" xmlns:w16se="http://schemas.microsoft.com/office/word/2015/wordml/symex" xmlns:wpg="http://schemas.microsoft.com/office/word/2010/wordprocessingGroup" xmlns:wpi="http://schemas.microsoft.com/office/word/2010/wordprocessingInk" xmlns:wne="http://schemas.microsoft.com/office/word/2006/wordml" xmlns:wps="http://schemas.microsoft.com/office/word/2010/wordprocessingShape" mc:Ignorable="w14 w15 w16se w16cid w16 w16cex w16sdtdh w16sdtfl w16du wp14">
   <w:endnote w:type="separator" w:id="-1">
     <w:p>
       <w:pPr>
@@ -888,7 +862,7 @@
 </file>
 
 <file path=word/footer1.xml><?xml version="1.0" encoding="utf-8"?>
-<w:ftr xmlns:wpc="http://schemas.microsoft.com/office/word/2010/wordprocessingCanvas" xmlns:cx="http://schemas.microsoft.com/office/drawing/2014/chartex" xmlns:cx1="http://schemas.microsoft.com/office/drawing/2015/9/8/chartex" xmlns:cx2="http://schemas.microsoft.com/office/drawing/2015/10/21/chartex" xmlns:cx3="http://schemas.microsoft.com/office/drawing/2016/5/9/chartex" xmlns:cx4="http://schemas.microsoft.com/office/drawing/2016/5/10/chartex" xmlns:cx5="http://schemas.microsoft.com/office/drawing/2016/5/11/chartex" xmlns:cx6="http://schemas.microsoft.com/office/drawing/2016/5/12/chartex" xmlns:cx7="http://schemas.microsoft.com/office/drawing/2016/5/13/chartex" xmlns:cx8="http://schemas.microsoft.com/office/drawing/2016/5/14/chartex" xmlns:mc="http://schemas.openxmlformats.org/markup-compatibility/2006" xmlns:aink="http://schemas.microsoft.com/office/drawing/2016/ink" xmlns:am3d="http://schemas.microsoft.com/office/drawing/2017/model3d" xmlns:o="urn:schemas-microsoft-com:office:office" xmlns:oel="http://schemas.microsoft.com/office/2019/extlst" xmlns:r="http://schemas.openxmlformats.org/officeDocument/2006/relationships" xmlns:m="http://schemas.openxmlformats.org/officeDocument/2006/math" xmlns:v="urn:schemas-microsoft-com:vml" xmlns:wp14="http://schemas.microsoft.com/office/word/2010/wordprocessingDrawing" xmlns:wp="http://schemas.openxmlformats.org/drawingml/2006/wordprocessingDrawing" xmlns:w10="urn:schemas-microsoft-com:office:word" xmlns:w="http://schemas.openxmlformats.org/wordprocessingml/2006/main" xmlns:w14="http://schemas.microsoft.com/office/word/2010/wordml" xmlns:w15="http://schemas.microsoft.com/office/word/2012/wordml" xmlns:w16cex="http://schemas.microsoft.com/office/word/2018/wordml/cex" xmlns:w16cid="http://schemas.microsoft.com/office/word/2016/wordml/cid" xmlns:w16="http://schemas.microsoft.com/office/word/2018/wordml" xmlns:w16sdtdh="http://schemas.microsoft.com/office/word/2020/wordml/sdtdatahash" xmlns:w16se="http://schemas.microsoft.com/office/word/2015/wordml/symex" xmlns:wpg="http://schemas.microsoft.com/office/word/2010/wordprocessingGroup" xmlns:wpi="http://schemas.microsoft.com/office/word/2010/wordprocessingInk" xmlns:wne="http://schemas.microsoft.com/office/word/2006/wordml" xmlns:wps="http://schemas.microsoft.com/office/word/2010/wordprocessingShape" mc:Ignorable="w14 w15 w16se w16cid w16 w16cex w16sdtdh wp14">
+<w:ftr xmlns:wpc="http://schemas.microsoft.com/office/word/2010/wordprocessingCanvas" xmlns:cx="http://schemas.microsoft.com/office/drawing/2014/chartex" xmlns:cx1="http://schemas.microsoft.com/office/drawing/2015/9/8/chartex" xmlns:cx2="http://schemas.microsoft.com/office/drawing/2015/10/21/chartex" xmlns:cx3="http://schemas.microsoft.com/office/drawing/2016/5/9/chartex" xmlns:cx4="http://schemas.microsoft.com/office/drawing/2016/5/10/chartex" xmlns:cx5="http://schemas.microsoft.com/office/drawing/2016/5/11/chartex" xmlns:cx6="http://schemas.microsoft.com/office/drawing/2016/5/12/chartex" xmlns:cx7="http://schemas.microsoft.com/office/drawing/2016/5/13/chartex" xmlns:cx8="http://schemas.microsoft.com/office/drawing/2016/5/14/chartex" xmlns:mc="http://schemas.openxmlformats.org/markup-compatibility/2006" xmlns:aink="http://schemas.microsoft.com/office/drawing/2016/ink" xmlns:am3d="http://schemas.microsoft.com/office/drawing/2017/model3d" xmlns:o="urn:schemas-microsoft-com:office:office" xmlns:oel="http://schemas.microsoft.com/office/2019/extlst" xmlns:r="http://schemas.openxmlformats.org/officeDocument/2006/relationships" xmlns:m="http://schemas.openxmlformats.org/officeDocument/2006/math" xmlns:v="urn:schemas-microsoft-com:vml" xmlns:wp14="http://schemas.microsoft.com/office/word/2010/wordprocessingDrawing" xmlns:wp="http://schemas.openxmlformats.org/drawingml/2006/wordprocessingDrawing" xmlns:w10="urn:schemas-microsoft-com:office:word" xmlns:w="http://schemas.openxmlformats.org/wordprocessingml/2006/main" xmlns:w14="http://schemas.microsoft.com/office/word/2010/wordml" xmlns:w15="http://schemas.microsoft.com/office/word/2012/wordml" xmlns:w16cex="http://schemas.microsoft.com/office/word/2018/wordml/cex" xmlns:w16cid="http://schemas.microsoft.com/office/word/2016/wordml/cid" xmlns:w16="http://schemas.microsoft.com/office/word/2018/wordml" xmlns:w16du="http://schemas.microsoft.com/office/word/2023/wordml/word16du" xmlns:w16sdtdh="http://schemas.microsoft.com/office/word/2020/wordml/sdtdatahash" xmlns:w16sdtfl="http://schemas.microsoft.com/office/word/2024/wordml/sdtformatlock" xmlns:w16se="http://schemas.microsoft.com/office/word/2015/wordml/symex" xmlns:wpg="http://schemas.microsoft.com/office/word/2010/wordprocessingGroup" xmlns:wpi="http://schemas.microsoft.com/office/word/2010/wordprocessingInk" xmlns:wne="http://schemas.microsoft.com/office/word/2006/wordml" xmlns:wps="http://schemas.microsoft.com/office/word/2010/wordprocessingShape" mc:Ignorable="w14 w15 w16se w16cid w16 w16cex w16sdtdh w16sdtfl w16du wp14">
   <w:p>
     <w:pPr>
       <w:pStyle w:val="Footer"/>
@@ -898,7 +872,7 @@
 </file>
 
 <file path=word/footer2.xml><?xml version="1.0" encoding="utf-8"?>
-<w:ftr xmlns:wpc="http://schemas.microsoft.com/office/word/2010/wordprocessingCanvas" xmlns:cx="http://schemas.microsoft.com/office/drawing/2014/chartex" xmlns:cx1="http://schemas.microsoft.com/office/drawing/2015/9/8/chartex" xmlns:cx2="http://schemas.microsoft.com/office/drawing/2015/10/21/chartex" xmlns:cx3="http://schemas.microsoft.com/office/drawing/2016/5/9/chartex" xmlns:cx4="http://schemas.microsoft.com/office/drawing/2016/5/10/chartex" xmlns:cx5="http://schemas.microsoft.com/office/drawing/2016/5/11/chartex" xmlns:cx6="http://schemas.microsoft.com/office/drawing/2016/5/12/chartex" xmlns:cx7="http://schemas.microsoft.com/office/drawing/2016/5/13/chartex" xmlns:cx8="http://schemas.microsoft.com/office/drawing/2016/5/14/chartex" xmlns:mc="http://schemas.openxmlformats.org/markup-compatibility/2006" xmlns:aink="http://schemas.microsoft.com/office/drawing/2016/ink" xmlns:am3d="http://schemas.microsoft.com/office/drawing/2017/model3d" xmlns:o="urn:schemas-microsoft-com:office:office" xmlns:oel="http://schemas.microsoft.com/office/2019/extlst" xmlns:r="http://schemas.openxmlformats.org/officeDocument/2006/relationships" xmlns:m="http://schemas.openxmlformats.org/officeDocument/2006/math" xmlns:v="urn:schemas-microsoft-com:vml" xmlns:wp14="http://schemas.microsoft.com/office/word/2010/wordprocessingDrawing" xmlns:wp="http://schemas.openxmlformats.org/drawingml/2006/wordprocessingDrawing" xmlns:w10="urn:schemas-microsoft-com:office:word" xmlns:w="http://schemas.openxmlformats.org/wordprocessingml/2006/main" xmlns:w14="http://schemas.microsoft.com/office/word/2010/wordml" xmlns:w15="http://schemas.microsoft.com/office/word/2012/wordml" xmlns:w16cex="http://schemas.microsoft.com/office/word/2018/wordml/cex" xmlns:w16cid="http://schemas.microsoft.com/office/word/2016/wordml/cid" xmlns:w16="http://schemas.microsoft.com/office/word/2018/wordml" xmlns:w16sdtdh="http://schemas.microsoft.com/office/word/2020/wordml/sdtdatahash" xmlns:w16se="http://schemas.microsoft.com/office/word/2015/wordml/symex" xmlns:wpg="http://schemas.microsoft.com/office/word/2010/wordprocessingGroup" xmlns:wpi="http://schemas.microsoft.com/office/word/2010/wordprocessingInk" xmlns:wne="http://schemas.microsoft.com/office/word/2006/wordml" xmlns:wps="http://schemas.microsoft.com/office/word/2010/wordprocessingShape" mc:Ignorable="w14 w15 w16se w16cid w16 w16cex w16sdtdh wp14">
+<w:ftr xmlns:wpc="http://schemas.microsoft.com/office/word/2010/wordprocessingCanvas" xmlns:cx="http://schemas.microsoft.com/office/drawing/2014/chartex" xmlns:cx1="http://schemas.microsoft.com/office/drawing/2015/9/8/chartex" xmlns:cx2="http://schemas.microsoft.com/office/drawing/2015/10/21/chartex" xmlns:cx3="http://schemas.microsoft.com/office/drawing/2016/5/9/chartex" xmlns:cx4="http://schemas.microsoft.com/office/drawing/2016/5/10/chartex" xmlns:cx5="http://schemas.microsoft.com/office/drawing/2016/5/11/chartex" xmlns:cx6="http://schemas.microsoft.com/office/drawing/2016/5/12/chartex" xmlns:cx7="http://schemas.microsoft.com/office/drawing/2016/5/13/chartex" xmlns:cx8="http://schemas.microsoft.com/office/drawing/2016/5/14/chartex" xmlns:mc="http://schemas.openxmlformats.org/markup-compatibility/2006" xmlns:aink="http://schemas.microsoft.com/office/drawing/2016/ink" xmlns:am3d="http://schemas.microsoft.com/office/drawing/2017/model3d" xmlns:o="urn:schemas-microsoft-com:office:office" xmlns:oel="http://schemas.microsoft.com/office/2019/extlst" xmlns:r="http://schemas.openxmlformats.org/officeDocument/2006/relationships" xmlns:m="http://schemas.openxmlformats.org/officeDocument/2006/math" xmlns:v="urn:schemas-microsoft-com:vml" xmlns:wp14="http://schemas.microsoft.com/office/word/2010/wordprocessingDrawing" xmlns:wp="http://schemas.openxmlformats.org/drawingml/2006/wordprocessingDrawing" xmlns:w10="urn:schemas-microsoft-com:office:word" xmlns:w="http://schemas.openxmlformats.org/wordprocessingml/2006/main" xmlns:w14="http://schemas.microsoft.com/office/word/2010/wordml" xmlns:w15="http://schemas.microsoft.com/office/word/2012/wordml" xmlns:w16cex="http://schemas.microsoft.com/office/word/2018/wordml/cex" xmlns:w16cid="http://schemas.microsoft.com/office/word/2016/wordml/cid" xmlns:w16="http://schemas.microsoft.com/office/word/2018/wordml" xmlns:w16du="http://schemas.microsoft.com/office/word/2023/wordml/word16du" xmlns:w16sdtdh="http://schemas.microsoft.com/office/word/2020/wordml/sdtdatahash" xmlns:w16sdtfl="http://schemas.microsoft.com/office/word/2024/wordml/sdtformatlock" xmlns:w16se="http://schemas.microsoft.com/office/word/2015/wordml/symex" xmlns:wpg="http://schemas.microsoft.com/office/word/2010/wordprocessingGroup" xmlns:wpi="http://schemas.microsoft.com/office/word/2010/wordprocessingInk" xmlns:wne="http://schemas.microsoft.com/office/word/2006/wordml" xmlns:wps="http://schemas.microsoft.com/office/word/2010/wordprocessingShape" mc:Ignorable="w14 w15 w16se w16cid w16 w16cex w16sdtdh w16sdtfl w16du wp14">
   <w:p>
     <w:pPr>
       <w:pStyle w:val="Footer"/>
@@ -908,7 +882,7 @@
 </file>
 
 <file path=word/footer3.xml><?xml version="1.0" encoding="utf-8"?>
-<w:ftr xmlns:wpc="http://schemas.microsoft.com/office/word/2010/wordprocessingCanvas" xmlns:cx="http://schemas.microsoft.com/office/drawing/2014/chartex" xmlns:cx1="http://schemas.microsoft.com/office/drawing/2015/9/8/chartex" xmlns:cx2="http://schemas.microsoft.com/office/drawing/2015/10/21/chartex" xmlns:cx3="http://schemas.microsoft.com/office/drawing/2016/5/9/chartex" xmlns:cx4="http://schemas.microsoft.com/office/drawing/2016/5/10/chartex" xmlns:cx5="http://schemas.microsoft.com/office/drawing/2016/5/11/chartex" xmlns:cx6="http://schemas.microsoft.com/office/drawing/2016/5/12/chartex" xmlns:cx7="http://schemas.microsoft.com/office/drawing/2016/5/13/chartex" xmlns:cx8="http://schemas.microsoft.com/office/drawing/2016/5/14/chartex" xmlns:mc="http://schemas.openxmlformats.org/markup-compatibility/2006" xmlns:aink="http://schemas.microsoft.com/office/drawing/2016/ink" xmlns:am3d="http://schemas.microsoft.com/office/drawing/2017/model3d" xmlns:o="urn:schemas-microsoft-com:office:office" xmlns:oel="http://schemas.microsoft.com/office/2019/extlst" xmlns:r="http://schemas.openxmlformats.org/officeDocument/2006/relationships" xmlns:m="http://schemas.openxmlformats.org/officeDocument/2006/math" xmlns:v="urn:schemas-microsoft-com:vml" xmlns:wp14="http://schemas.microsoft.com/office/word/2010/wordprocessingDrawing" xmlns:wp="http://schemas.openxmlformats.org/drawingml/2006/wordprocessingDrawing" xmlns:w10="urn:schemas-microsoft-com:office:word" xmlns:w="http://schemas.openxmlformats.org/wordprocessingml/2006/main" xmlns:w14="http://schemas.microsoft.com/office/word/2010/wordml" xmlns:w15="http://schemas.microsoft.com/office/word/2012/wordml" xmlns:w16cex="http://schemas.microsoft.com/office/word/2018/wordml/cex" xmlns:w16cid="http://schemas.microsoft.com/office/word/2016/wordml/cid" xmlns:w16="http://schemas.microsoft.com/office/word/2018/wordml" xmlns:w16sdtdh="http://schemas.microsoft.com/office/word/2020/wordml/sdtdatahash" xmlns:w16se="http://schemas.microsoft.com/office/word/2015/wordml/symex" xmlns:wpg="http://schemas.microsoft.com/office/word/2010/wordprocessingGroup" xmlns:wpi="http://schemas.microsoft.com/office/word/2010/wordprocessingInk" xmlns:wne="http://schemas.microsoft.com/office/word/2006/wordml" xmlns:wps="http://schemas.microsoft.com/office/word/2010/wordprocessingShape" mc:Ignorable="w14 w15 w16se w16cid w16 w16cex w16sdtdh wp14">
+<w:ftr xmlns:wpc="http://schemas.microsoft.com/office/word/2010/wordprocessingCanvas" xmlns:cx="http://schemas.microsoft.com/office/drawing/2014/chartex" xmlns:cx1="http://schemas.microsoft.com/office/drawing/2015/9/8/chartex" xmlns:cx2="http://schemas.microsoft.com/office/drawing/2015/10/21/chartex" xmlns:cx3="http://schemas.microsoft.com/office/drawing/2016/5/9/chartex" xmlns:cx4="http://schemas.microsoft.com/office/drawing/2016/5/10/chartex" xmlns:cx5="http://schemas.microsoft.com/office/drawing/2016/5/11/chartex" xmlns:cx6="http://schemas.microsoft.com/office/drawing/2016/5/12/chartex" xmlns:cx7="http://schemas.microsoft.com/office/drawing/2016/5/13/chartex" xmlns:cx8="http://schemas.microsoft.com/office/drawing/2016/5/14/chartex" xmlns:mc="http://schemas.openxmlformats.org/markup-compatibility/2006" xmlns:aink="http://schemas.microsoft.com/office/drawing/2016/ink" xmlns:am3d="http://schemas.microsoft.com/office/drawing/2017/model3d" xmlns:o="urn:schemas-microsoft-com:office:office" xmlns:oel="http://schemas.microsoft.com/office/2019/extlst" xmlns:r="http://schemas.openxmlformats.org/officeDocument/2006/relationships" xmlns:m="http://schemas.openxmlformats.org/officeDocument/2006/math" xmlns:v="urn:schemas-microsoft-com:vml" xmlns:wp14="http://schemas.microsoft.com/office/word/2010/wordprocessingDrawing" xmlns:wp="http://schemas.openxmlformats.org/drawingml/2006/wordprocessingDrawing" xmlns:w10="urn:schemas-microsoft-com:office:word" xmlns:w="http://schemas.openxmlformats.org/wordprocessingml/2006/main" xmlns:w14="http://schemas.microsoft.com/office/word/2010/wordml" xmlns:w15="http://schemas.microsoft.com/office/word/2012/wordml" xmlns:w16cex="http://schemas.microsoft.com/office/word/2018/wordml/cex" xmlns:w16cid="http://schemas.microsoft.com/office/word/2016/wordml/cid" xmlns:w16="http://schemas.microsoft.com/office/word/2018/wordml" xmlns:w16du="http://schemas.microsoft.com/office/word/2023/wordml/word16du" xmlns:w16sdtdh="http://schemas.microsoft.com/office/word/2020/wordml/sdtdatahash" xmlns:w16sdtfl="http://schemas.microsoft.com/office/word/2024/wordml/sdtformatlock" xmlns:w16se="http://schemas.microsoft.com/office/word/2015/wordml/symex" xmlns:wpg="http://schemas.microsoft.com/office/word/2010/wordprocessingGroup" xmlns:wpi="http://schemas.microsoft.com/office/word/2010/wordprocessingInk" xmlns:wne="http://schemas.microsoft.com/office/word/2006/wordml" xmlns:wps="http://schemas.microsoft.com/office/word/2010/wordprocessingShape" mc:Ignorable="w14 w15 w16se w16cid w16 w16cex w16sdtdh w16sdtfl w16du wp14">
   <w:p>
     <w:pPr>
       <w:pStyle w:val="Footer"/>
@@ -918,7 +892,7 @@
 </file>
 
 <file path=word/footnotes.xml><?xml version="1.0" encoding="utf-8"?>
-<w:footnotes xmlns:wpc="http://schemas.microsoft.com/office/word/2010/wordprocessingCanvas" xmlns:cx="http://schemas.microsoft.com/office/drawing/2014/chartex" xmlns:cx1="http://schemas.microsoft.com/office/drawing/2015/9/8/chartex" xmlns:cx2="http://schemas.microsoft.com/office/drawing/2015/10/21/chartex" xmlns:cx3="http://schemas.microsoft.com/office/drawing/2016/5/9/chartex" xmlns:cx4="http://schemas.microsoft.com/office/drawing/2016/5/10/chartex" xmlns:cx5="http://schemas.microsoft.com/office/drawing/2016/5/11/chartex" xmlns:cx6="http://schemas.microsoft.com/office/drawing/2016/5/12/chartex" xmlns:cx7="http://schemas.microsoft.com/office/drawing/2016/5/13/chartex" xmlns:cx8="http://schemas.microsoft.com/office/drawing/2016/5/14/chartex" xmlns:mc="http://schemas.openxmlformats.org/markup-compatibility/2006" xmlns:aink="http://schemas.microsoft.com/office/drawing/2016/ink" xmlns:am3d="http://schemas.microsoft.com/office/drawing/2017/model3d" xmlns:o="urn:schemas-microsoft-com:office:office" xmlns:oel="http://schemas.microsoft.com/office/2019/extlst" xmlns:r="http://schemas.openxmlformats.org/officeDocument/2006/relationships" xmlns:m="http://schemas.openxmlformats.org/officeDocument/2006/math" xmlns:v="urn:schemas-microsoft-com:vml" xmlns:wp14="http://schemas.microsoft.com/office/word/2010/wordprocessingDrawing" xmlns:wp="http://schemas.openxmlformats.org/drawingml/2006/wordprocessingDrawing" xmlns:w10="urn:schemas-microsoft-com:office:word" xmlns:w="http://schemas.openxmlformats.org/wordprocessingml/2006/main" xmlns:w14="http://schemas.microsoft.com/office/word/2010/wordml" xmlns:w15="http://schemas.microsoft.com/office/word/2012/wordml" xmlns:w16cex="http://schemas.microsoft.com/office/word/2018/wordml/cex" xmlns:w16cid="http://schemas.microsoft.com/office/word/2016/wordml/cid" xmlns:w16="http://schemas.microsoft.com/office/word/2018/wordml" xmlns:w16sdtdh="http://schemas.microsoft.com/office/word/2020/wordml/sdtdatahash" xmlns:w16se="http://schemas.microsoft.com/office/word/2015/wordml/symex" xmlns:wpg="http://schemas.microsoft.com/office/word/2010/wordprocessingGroup" xmlns:wpi="http://schemas.microsoft.com/office/word/2010/wordprocessingInk" xmlns:wne="http://schemas.microsoft.com/office/word/2006/wordml" xmlns:wps="http://schemas.microsoft.com/office/word/2010/wordprocessingShape" mc:Ignorable="w14 w15 w16se w16cid w16 w16cex w16sdtdh wp14">
+<w:footnotes xmlns:wpc="http://schemas.microsoft.com/office/word/2010/wordprocessingCanvas" xmlns:cx="http://schemas.microsoft.com/office/drawing/2014/chartex" xmlns:cx1="http://schemas.microsoft.com/office/drawing/2015/9/8/chartex" xmlns:cx2="http://schemas.microsoft.com/office/drawing/2015/10/21/chartex" xmlns:cx3="http://schemas.microsoft.com/office/drawing/2016/5/9/chartex" xmlns:cx4="http://schemas.microsoft.com/office/drawing/2016/5/10/chartex" xmlns:cx5="http://schemas.microsoft.com/office/drawing/2016/5/11/chartex" xmlns:cx6="http://schemas.microsoft.com/office/drawing/2016/5/12/chartex" xmlns:cx7="http://schemas.microsoft.com/office/drawing/2016/5/13/chartex" xmlns:cx8="http://schemas.microsoft.com/office/drawing/2016/5/14/chartex" xmlns:mc="http://schemas.openxmlformats.org/markup-compatibility/2006" xmlns:aink="http://schemas.microsoft.com/office/drawing/2016/ink" xmlns:am3d="http://schemas.microsoft.com/office/drawing/2017/model3d" xmlns:o="urn:schemas-microsoft-com:office:office" xmlns:oel="http://schemas.microsoft.com/office/2019/extlst" xmlns:r="http://schemas.openxmlformats.org/officeDocument/2006/relationships" xmlns:m="http://schemas.openxmlformats.org/officeDocument/2006/math" xmlns:v="urn:schemas-microsoft-com:vml" xmlns:wp14="http://schemas.microsoft.com/office/word/2010/wordprocessingDrawing" xmlns:wp="http://schemas.openxmlformats.org/drawingml/2006/wordprocessingDrawing" xmlns:w10="urn:schemas-microsoft-com:office:word" xmlns:w="http://schemas.openxmlformats.org/wordprocessingml/2006/main" xmlns:w14="http://schemas.microsoft.com/office/word/2010/wordml" xmlns:w15="http://schemas.microsoft.com/office/word/2012/wordml" xmlns:w16cex="http://schemas.microsoft.com/office/word/2018/wordml/cex" xmlns:w16cid="http://schemas.microsoft.com/office/word/2016/wordml/cid" xmlns:w16="http://schemas.microsoft.com/office/word/2018/wordml" xmlns:w16du="http://schemas.microsoft.com/office/word/2023/wordml/word16du" xmlns:w16sdtdh="http://schemas.microsoft.com/office/word/2020/wordml/sdtdatahash" xmlns:w16sdtfl="http://schemas.microsoft.com/office/word/2024/wordml/sdtformatlock" xmlns:w16se="http://schemas.microsoft.com/office/word/2015/wordml/symex" xmlns:wpg="http://schemas.microsoft.com/office/word/2010/wordprocessingGroup" xmlns:wpi="http://schemas.microsoft.com/office/word/2010/wordprocessingInk" xmlns:wne="http://schemas.microsoft.com/office/word/2006/wordml" xmlns:wps="http://schemas.microsoft.com/office/word/2010/wordprocessingShape" mc:Ignorable="w14 w15 w16se w16cid w16 w16cex w16sdtdh w16sdtfl w16du wp14">
   <w:footnote w:type="separator" w:id="-1">
     <w:p>
       <w:pPr>
@@ -943,7 +917,7 @@
 </file>
 
 <file path=word/header1.xml><?xml version="1.0" encoding="utf-8"?>
-<w:hdr xmlns:wpc="http://schemas.microsoft.com/office/word/2010/wordprocessingCanvas" xmlns:cx="http://schemas.microsoft.com/office/drawing/2014/chartex" xmlns:cx1="http://schemas.microsoft.com/office/drawing/2015/9/8/chartex" xmlns:cx2="http://schemas.microsoft.com/office/drawing/2015/10/21/chartex" xmlns:cx3="http://schemas.microsoft.com/office/drawing/2016/5/9/chartex" xmlns:cx4="http://schemas.microsoft.com/office/drawing/2016/5/10/chartex" xmlns:cx5="http://schemas.microsoft.com/office/drawing/2016/5/11/chartex" xmlns:cx6="http://schemas.microsoft.com/office/drawing/2016/5/12/chartex" xmlns:cx7="http://schemas.microsoft.com/office/drawing/2016/5/13/chartex" xmlns:cx8="http://schemas.microsoft.com/office/drawing/2016/5/14/chartex" xmlns:mc="http://schemas.openxmlformats.org/markup-compatibility/2006" xmlns:aink="http://schemas.microsoft.com/office/drawing/2016/ink" xmlns:am3d="http://schemas.microsoft.com/office/drawing/2017/model3d" xmlns:o="urn:schemas-microsoft-com:office:office" xmlns:oel="http://schemas.microsoft.com/office/2019/extlst" xmlns:r="http://schemas.openxmlformats.org/officeDocument/2006/relationships" xmlns:m="http://schemas.openxmlformats.org/officeDocument/2006/math" xmlns:v="urn:schemas-microsoft-com:vml" xmlns:wp14="http://schemas.microsoft.com/office/word/2010/wordprocessingDrawing" xmlns:wp="http://schemas.openxmlformats.org/drawingml/2006/wordprocessingDrawing" xmlns:w10="urn:schemas-microsoft-com:office:word" xmlns:w="http://schemas.openxmlformats.org/wordprocessingml/2006/main" xmlns:w14="http://schemas.microsoft.com/office/word/2010/wordml" xmlns:w15="http://schemas.microsoft.com/office/word/2012/wordml" xmlns:w16cex="http://schemas.microsoft.com/office/word/2018/wordml/cex" xmlns:w16cid="http://schemas.microsoft.com/office/word/2016/wordml/cid" xmlns:w16="http://schemas.microsoft.com/office/word/2018/wordml" xmlns:w16sdtdh="http://schemas.microsoft.com/office/word/2020/wordml/sdtdatahash" xmlns:w16se="http://schemas.microsoft.com/office/word/2015/wordml/symex" xmlns:wpg="http://schemas.microsoft.com/office/word/2010/wordprocessingGroup" xmlns:wpi="http://schemas.microsoft.com/office/word/2010/wordprocessingInk" xmlns:wne="http://schemas.microsoft.com/office/word/2006/wordml" xmlns:wps="http://schemas.microsoft.com/office/word/2010/wordprocessingShape" mc:Ignorable="w14 w15 w16se w16cid w16 w16cex w16sdtdh wp14">
+<w:hdr xmlns:wpc="http://schemas.microsoft.com/office/word/2010/wordprocessingCanvas" xmlns:cx="http://schemas.microsoft.com/office/drawing/2014/chartex" xmlns:cx1="http://schemas.microsoft.com/office/drawing/2015/9/8/chartex" xmlns:cx2="http://schemas.microsoft.com/office/drawing/2015/10/21/chartex" xmlns:cx3="http://schemas.microsoft.com/office/drawing/2016/5/9/chartex" xmlns:cx4="http://schemas.microsoft.com/office/drawing/2016/5/10/chartex" xmlns:cx5="http://schemas.microsoft.com/office/drawing/2016/5/11/chartex" xmlns:cx6="http://schemas.microsoft.com/office/drawing/2016/5/12/chartex" xmlns:cx7="http://schemas.microsoft.com/office/drawing/2016/5/13/chartex" xmlns:cx8="http://schemas.microsoft.com/office/drawing/2016/5/14/chartex" xmlns:mc="http://schemas.openxmlformats.org/markup-compatibility/2006" xmlns:aink="http://schemas.microsoft.com/office/drawing/2016/ink" xmlns:am3d="http://schemas.microsoft.com/office/drawing/2017/model3d" xmlns:o="urn:schemas-microsoft-com:office:office" xmlns:oel="http://schemas.microsoft.com/office/2019/extlst" xmlns:r="http://schemas.openxmlformats.org/officeDocument/2006/relationships" xmlns:m="http://schemas.openxmlformats.org/officeDocument/2006/math" xmlns:v="urn:schemas-microsoft-com:vml" xmlns:wp14="http://schemas.microsoft.com/office/word/2010/wordprocessingDrawing" xmlns:wp="http://schemas.openxmlformats.org/drawingml/2006/wordprocessingDrawing" xmlns:w10="urn:schemas-microsoft-com:office:word" xmlns:w="http://schemas.openxmlformats.org/wordprocessingml/2006/main" xmlns:w14="http://schemas.microsoft.com/office/word/2010/wordml" xmlns:w15="http://schemas.microsoft.com/office/word/2012/wordml" xmlns:w16cex="http://schemas.microsoft.com/office/word/2018/wordml/cex" xmlns:w16cid="http://schemas.microsoft.com/office/word/2016/wordml/cid" xmlns:w16="http://schemas.microsoft.com/office/word/2018/wordml" xmlns:w16du="http://schemas.microsoft.com/office/word/2023/wordml/word16du" xmlns:w16sdtdh="http://schemas.microsoft.com/office/word/2020/wordml/sdtdatahash" xmlns:w16sdtfl="http://schemas.microsoft.com/office/word/2024/wordml/sdtformatlock" xmlns:w16se="http://schemas.microsoft.com/office/word/2015/wordml/symex" xmlns:wpg="http://schemas.microsoft.com/office/word/2010/wordprocessingGroup" xmlns:wpi="http://schemas.microsoft.com/office/word/2010/wordprocessingInk" xmlns:wne="http://schemas.microsoft.com/office/word/2006/wordml" xmlns:wps="http://schemas.microsoft.com/office/word/2010/wordprocessingShape" mc:Ignorable="w14 w15 w16se w16cid w16 w16cex w16sdtdh w16sdtfl w16du wp14">
   <w:p>
     <w:pPr>
       <w:pStyle w:val="Header"/>
@@ -953,7 +927,7 @@
 </file>
 
 <file path=word/header2.xml><?xml version="1.0" encoding="utf-8"?>
-<w:hdr xmlns:wpc="http://schemas.microsoft.com/office/word/2010/wordprocessingCanvas" xmlns:cx="http://schemas.microsoft.com/office/drawing/2014/chartex" xmlns:cx1="http://schemas.microsoft.com/office/drawing/2015/9/8/chartex" xmlns:cx2="http://schemas.microsoft.com/office/drawing/2015/10/21/chartex" xmlns:cx3="http://schemas.microsoft.com/office/drawing/2016/5/9/chartex" xmlns:cx4="http://schemas.microsoft.com/office/drawing/2016/5/10/chartex" xmlns:cx5="http://schemas.microsoft.com/office/drawing/2016/5/11/chartex" xmlns:cx6="http://schemas.microsoft.com/office/drawing/2016/5/12/chartex" xmlns:cx7="http://schemas.microsoft.com/office/drawing/2016/5/13/chartex" xmlns:cx8="http://schemas.microsoft.com/office/drawing/2016/5/14/chartex" xmlns:mc="http://schemas.openxmlformats.org/markup-compatibility/2006" xmlns:aink="http://schemas.microsoft.com/office/drawing/2016/ink" xmlns:am3d="http://schemas.microsoft.com/office/drawing/2017/model3d" xmlns:o="urn:schemas-microsoft-com:office:office" xmlns:oel="http://schemas.microsoft.com/office/2019/extlst" xmlns:r="http://schemas.openxmlformats.org/officeDocument/2006/relationships" xmlns:m="http://schemas.openxmlformats.org/officeDocument/2006/math" xmlns:v="urn:schemas-microsoft-com:vml" xmlns:wp14="http://schemas.microsoft.com/office/word/2010/wordprocessingDrawing" xmlns:wp="http://schemas.openxmlformats.org/drawingml/2006/wordprocessingDrawing" xmlns:w10="urn:schemas-microsoft-com:office:word" xmlns:w="http://schemas.openxmlformats.org/wordprocessingml/2006/main" xmlns:w14="http://schemas.microsoft.com/office/word/2010/wordml" xmlns:w15="http://schemas.microsoft.com/office/word/2012/wordml" xmlns:w16cex="http://schemas.microsoft.com/office/word/2018/wordml/cex" xmlns:w16cid="http://schemas.microsoft.com/office/word/2016/wordml/cid" xmlns:w16="http://schemas.microsoft.com/office/word/2018/wordml" xmlns:w16sdtdh="http://schemas.microsoft.com/office/word/2020/wordml/sdtdatahash" xmlns:w16se="http://schemas.microsoft.com/office/word/2015/wordml/symex" xmlns:wpg="http://schemas.microsoft.com/office/word/2010/wordprocessingGroup" xmlns:wpi="http://schemas.microsoft.com/office/word/2010/wordprocessingInk" xmlns:wne="http://schemas.microsoft.com/office/word/2006/wordml" xmlns:wps="http://schemas.microsoft.com/office/word/2010/wordprocessingShape" mc:Ignorable="w14 w15 w16se w16cid w16 w16cex w16sdtdh wp14">
+<w:hdr xmlns:wpc="http://schemas.microsoft.com/office/word/2010/wordprocessingCanvas" xmlns:cx="http://schemas.microsoft.com/office/drawing/2014/chartex" xmlns:cx1="http://schemas.microsoft.com/office/drawing/2015/9/8/chartex" xmlns:cx2="http://schemas.microsoft.com/office/drawing/2015/10/21/chartex" xmlns:cx3="http://schemas.microsoft.com/office/drawing/2016/5/9/chartex" xmlns:cx4="http://schemas.microsoft.com/office/drawing/2016/5/10/chartex" xmlns:cx5="http://schemas.microsoft.com/office/drawing/2016/5/11/chartex" xmlns:cx6="http://schemas.microsoft.com/office/drawing/2016/5/12/chartex" xmlns:cx7="http://schemas.microsoft.com/office/drawing/2016/5/13/chartex" xmlns:cx8="http://schemas.microsoft.com/office/drawing/2016/5/14/chartex" xmlns:mc="http://schemas.openxmlformats.org/markup-compatibility/2006" xmlns:aink="http://schemas.microsoft.com/office/drawing/2016/ink" xmlns:am3d="http://schemas.microsoft.com/office/drawing/2017/model3d" xmlns:o="urn:schemas-microsoft-com:office:office" xmlns:oel="http://schemas.microsoft.com/office/2019/extlst" xmlns:r="http://schemas.openxmlformats.org/officeDocument/2006/relationships" xmlns:m="http://schemas.openxmlformats.org/officeDocument/2006/math" xmlns:v="urn:schemas-microsoft-com:vml" xmlns:wp14="http://schemas.microsoft.com/office/word/2010/wordprocessingDrawing" xmlns:wp="http://schemas.openxmlformats.org/drawingml/2006/wordprocessingDrawing" xmlns:w10="urn:schemas-microsoft-com:office:word" xmlns:w="http://schemas.openxmlformats.org/wordprocessingml/2006/main" xmlns:w14="http://schemas.microsoft.com/office/word/2010/wordml" xmlns:w15="http://schemas.microsoft.com/office/word/2012/wordml" xmlns:w16cex="http://schemas.microsoft.com/office/word/2018/wordml/cex" xmlns:w16cid="http://schemas.microsoft.com/office/word/2016/wordml/cid" xmlns:w16="http://schemas.microsoft.com/office/word/2018/wordml" xmlns:w16du="http://schemas.microsoft.com/office/word/2023/wordml/word16du" xmlns:w16sdtdh="http://schemas.microsoft.com/office/word/2020/wordml/sdtdatahash" xmlns:w16sdtfl="http://schemas.microsoft.com/office/word/2024/wordml/sdtformatlock" xmlns:w16se="http://schemas.microsoft.com/office/word/2015/wordml/symex" xmlns:wpg="http://schemas.microsoft.com/office/word/2010/wordprocessingGroup" xmlns:wpi="http://schemas.microsoft.com/office/word/2010/wordprocessingInk" xmlns:wne="http://schemas.microsoft.com/office/word/2006/wordml" xmlns:wps="http://schemas.microsoft.com/office/word/2010/wordprocessingShape" mc:Ignorable="w14 w15 w16se w16cid w16 w16cex w16sdtdh w16sdtfl w16du wp14">
   <w:p>
     <w:pPr>
       <w:pStyle w:val="Header"/>
@@ -964,7 +938,7 @@
 </file>
 
 <file path=word/header3.xml><?xml version="1.0" encoding="utf-8"?>
-<w:hdr xmlns:wpc="http://schemas.microsoft.com/office/word/2010/wordprocessingCanvas" xmlns:cx="http://schemas.microsoft.com/office/drawing/2014/chartex" xmlns:cx1="http://schemas.microsoft.com/office/drawing/2015/9/8/chartex" xmlns:cx2="http://schemas.microsoft.com/office/drawing/2015/10/21/chartex" xmlns:cx3="http://schemas.microsoft.com/office/drawing/2016/5/9/chartex" xmlns:cx4="http://schemas.microsoft.com/office/drawing/2016/5/10/chartex" xmlns:cx5="http://schemas.microsoft.com/office/drawing/2016/5/11/chartex" xmlns:cx6="http://schemas.microsoft.com/office/drawing/2016/5/12/chartex" xmlns:cx7="http://schemas.microsoft.com/office/drawing/2016/5/13/chartex" xmlns:cx8="http://schemas.microsoft.com/office/drawing/2016/5/14/chartex" xmlns:mc="http://schemas.openxmlformats.org/markup-compatibility/2006" xmlns:aink="http://schemas.microsoft.com/office/drawing/2016/ink" xmlns:am3d="http://schemas.microsoft.com/office/drawing/2017/model3d" xmlns:o="urn:schemas-microsoft-com:office:office" xmlns:oel="http://schemas.microsoft.com/office/2019/extlst" xmlns:r="http://schemas.openxmlformats.org/officeDocument/2006/relationships" xmlns:m="http://schemas.openxmlformats.org/officeDocument/2006/math" xmlns:v="urn:schemas-microsoft-com:vml" xmlns:wp14="http://schemas.microsoft.com/office/word/2010/wordprocessingDrawing" xmlns:wp="http://schemas.openxmlformats.org/drawingml/2006/wordprocessingDrawing" xmlns:w10="urn:schemas-microsoft-com:office:word" xmlns:w="http://schemas.openxmlformats.org/wordprocessingml/2006/main" xmlns:w14="http://schemas.microsoft.com/office/word/2010/wordml" xmlns:w15="http://schemas.microsoft.com/office/word/2012/wordml" xmlns:w16cex="http://schemas.microsoft.com/office/word/2018/wordml/cex" xmlns:w16cid="http://schemas.microsoft.com/office/word/2016/wordml/cid" xmlns:w16="http://schemas.microsoft.com/office/word/2018/wordml" xmlns:w16sdtdh="http://schemas.microsoft.com/office/word/2020/wordml/sdtdatahash" xmlns:w16se="http://schemas.microsoft.com/office/word/2015/wordml/symex" xmlns:wpg="http://schemas.microsoft.com/office/word/2010/wordprocessingGroup" xmlns:wpi="http://schemas.microsoft.com/office/word/2010/wordprocessingInk" xmlns:wne="http://schemas.microsoft.com/office/word/2006/wordml" xmlns:wps="http://schemas.microsoft.com/office/word/2010/wordprocessingShape" mc:Ignorable="w14 w15 w16se w16cid w16 w16cex w16sdtdh wp14">
+<w:hdr xmlns:wpc="http://schemas.microsoft.com/office/word/2010/wordprocessingCanvas" xmlns:cx="http://schemas.microsoft.com/office/drawing/2014/chartex" xmlns:cx1="http://schemas.microsoft.com/office/drawing/2015/9/8/chartex" xmlns:cx2="http://schemas.microsoft.com/office/drawing/2015/10/21/chartex" xmlns:cx3="http://schemas.microsoft.com/office/drawing/2016/5/9/chartex" xmlns:cx4="http://schemas.microsoft.com/office/drawing/2016/5/10/chartex" xmlns:cx5="http://schemas.microsoft.com/office/drawing/2016/5/11/chartex" xmlns:cx6="http://schemas.microsoft.com/office/drawing/2016/5/12/chartex" xmlns:cx7="http://schemas.microsoft.com/office/drawing/2016/5/13/chartex" xmlns:cx8="http://schemas.microsoft.com/office/drawing/2016/5/14/chartex" xmlns:mc="http://schemas.openxmlformats.org/markup-compatibility/2006" xmlns:aink="http://schemas.microsoft.com/office/drawing/2016/ink" xmlns:am3d="http://schemas.microsoft.com/office/drawing/2017/model3d" xmlns:o="urn:schemas-microsoft-com:office:office" xmlns:oel="http://schemas.microsoft.com/office/2019/extlst" xmlns:r="http://schemas.openxmlformats.org/officeDocument/2006/relationships" xmlns:m="http://schemas.openxmlformats.org/officeDocument/2006/math" xmlns:v="urn:schemas-microsoft-com:vml" xmlns:wp14="http://schemas.microsoft.com/office/word/2010/wordprocessingDrawing" xmlns:wp="http://schemas.openxmlformats.org/drawingml/2006/wordprocessingDrawing" xmlns:w10="urn:schemas-microsoft-com:office:word" xmlns:w="http://schemas.openxmlformats.org/wordprocessingml/2006/main" xmlns:w14="http://schemas.microsoft.com/office/word/2010/wordml" xmlns:w15="http://schemas.microsoft.com/office/word/2012/wordml" xmlns:w16cex="http://schemas.microsoft.com/office/word/2018/wordml/cex" xmlns:w16cid="http://schemas.microsoft.com/office/word/2016/wordml/cid" xmlns:w16="http://schemas.microsoft.com/office/word/2018/wordml" xmlns:w16du="http://schemas.microsoft.com/office/word/2023/wordml/word16du" xmlns:w16sdtdh="http://schemas.microsoft.com/office/word/2020/wordml/sdtdatahash" xmlns:w16sdtfl="http://schemas.microsoft.com/office/word/2024/wordml/sdtformatlock" xmlns:w16se="http://schemas.microsoft.com/office/word/2015/wordml/symex" xmlns:wpg="http://schemas.microsoft.com/office/word/2010/wordprocessingGroup" xmlns:wpi="http://schemas.microsoft.com/office/word/2010/wordprocessingInk" xmlns:wne="http://schemas.microsoft.com/office/word/2006/wordml" xmlns:wps="http://schemas.microsoft.com/office/word/2010/wordprocessingShape" mc:Ignorable="w14 w15 w16se w16cid w16 w16cex w16sdtdh w16sdtfl w16du wp14">
   <w:p>
     <w:pPr>
       <w:pStyle w:val="Header"/>
@@ -973,7 +947,7 @@
     <w:r>
       <w:tab/>
       <w:tab/>
-      <w:t>2026-06-17</w:t>
+      <w:t>2026-06-18</w:t>
       <w:br/>
       <w:br/>
     </w:r>
@@ -990,7 +964,7 @@
 </file>
 
 <file path=word/numbering.xml><?xml version="1.0" encoding="utf-8"?>
-<w:numbering xmlns:wpc="http://schemas.microsoft.com/office/word/2010/wordprocessingCanvas" xmlns:cx="http://schemas.microsoft.com/office/drawing/2014/chartex" xmlns:cx1="http://schemas.microsoft.com/office/drawing/2015/9/8/chartex" xmlns:cx2="http://schemas.microsoft.com/office/drawing/2015/10/21/chartex" xmlns:cx3="http://schemas.microsoft.com/office/drawing/2016/5/9/chartex" xmlns:cx4="http://schemas.microsoft.com/office/drawing/2016/5/10/chartex" xmlns:cx5="http://schemas.microsoft.com/office/drawing/2016/5/11/chartex" xmlns:cx6="http://schemas.microsoft.com/office/drawing/2016/5/12/chartex" xmlns:cx7="http://schemas.microsoft.com/office/drawing/2016/5/13/chartex" xmlns:cx8="http://schemas.microsoft.com/office/drawing/2016/5/14/chartex" xmlns:mc="http://schemas.openxmlformats.org/markup-compatibility/2006" xmlns:aink="http://schemas.microsoft.com/office/drawing/2016/ink" xmlns:am3d="http://schemas.microsoft.com/office/drawing/2017/model3d" xmlns:o="urn:schemas-microsoft-com:office:office" xmlns:oel="http://schemas.microsoft.com/office/2019/extlst" xmlns:r="http://schemas.openxmlformats.org/officeDocument/2006/relationships" xmlns:m="http://schemas.openxmlformats.org/officeDocument/2006/math" xmlns:v="urn:schemas-microsoft-com:vml" xmlns:wp14="http://schemas.microsoft.com/office/word/2010/wordprocessingDrawing" xmlns:wp="http://schemas.openxmlformats.org/drawingml/2006/wordprocessingDrawing" xmlns:w10="urn:schemas-microsoft-com:office:word" xmlns:w="http://schemas.openxmlformats.org/wordprocessingml/2006/main" xmlns:w14="http://schemas.microsoft.com/office/word/2010/wordml" xmlns:w15="http://schemas.microsoft.com/office/word/2012/wordml" xmlns:w16cex="http://schemas.microsoft.com/office/word/2018/wordml/cex" xmlns:w16cid="http://schemas.microsoft.com/office/word/2016/wordml/cid" xmlns:w16="http://schemas.microsoft.com/office/word/2018/wordml" xmlns:w16sdtdh="http://schemas.microsoft.com/office/word/2020/wordml/sdtdatahash" xmlns:w16se="http://schemas.microsoft.com/office/word/2015/wordml/symex" xmlns:wpg="http://schemas.microsoft.com/office/word/2010/wordprocessingGroup" xmlns:wpi="http://schemas.microsoft.com/office/word/2010/wordprocessingInk" xmlns:wne="http://schemas.microsoft.com/office/word/2006/wordml" xmlns:wps="http://schemas.microsoft.com/office/word/2010/wordprocessingShape" mc:Ignorable="w14 w15 w16se w16cid w16 w16cex w16sdtdh wp14">
+<w:numbering xmlns:wpc="http://schemas.microsoft.com/office/word/2010/wordprocessingCanvas" xmlns:cx="http://schemas.microsoft.com/office/drawing/2014/chartex" xmlns:cx1="http://schemas.microsoft.com/office/drawing/2015/9/8/chartex" xmlns:cx2="http://schemas.microsoft.com/office/drawing/2015/10/21/chartex" xmlns:cx3="http://schemas.microsoft.com/office/drawing/2016/5/9/chartex" xmlns:cx4="http://schemas.microsoft.com/office/drawing/2016/5/10/chartex" xmlns:cx5="http://schemas.microsoft.com/office/drawing/2016/5/11/chartex" xmlns:cx6="http://schemas.microsoft.com/office/drawing/2016/5/12/chartex" xmlns:cx7="http://schemas.microsoft.com/office/drawing/2016/5/13/chartex" xmlns:cx8="http://schemas.microsoft.com/office/drawing/2016/5/14/chartex" xmlns:mc="http://schemas.openxmlformats.org/markup-compatibility/2006" xmlns:aink="http://schemas.microsoft.com/office/drawing/2016/ink" xmlns:am3d="http://schemas.microsoft.com/office/drawing/2017/model3d" xmlns:o="urn:schemas-microsoft-com:office:office" xmlns:oel="http://schemas.microsoft.com/office/2019/extlst" xmlns:r="http://schemas.openxmlformats.org/officeDocument/2006/relationships" xmlns:m="http://schemas.openxmlformats.org/officeDocument/2006/math" xmlns:v="urn:schemas-microsoft-com:vml" xmlns:wp14="http://schemas.microsoft.com/office/word/2010/wordprocessingDrawing" xmlns:wp="http://schemas.openxmlformats.org/drawingml/2006/wordprocessingDrawing" xmlns:w10="urn:schemas-microsoft-com:office:word" xmlns:w="http://schemas.openxmlformats.org/wordprocessingml/2006/main" xmlns:w14="http://schemas.microsoft.com/office/word/2010/wordml" xmlns:w15="http://schemas.microsoft.com/office/word/2012/wordml" xmlns:w16cex="http://schemas.microsoft.com/office/word/2018/wordml/cex" xmlns:w16cid="http://schemas.microsoft.com/office/word/2016/wordml/cid" xmlns:w16="http://schemas.microsoft.com/office/word/2018/wordml" xmlns:w16du="http://schemas.microsoft.com/office/word/2023/wordml/word16du" xmlns:w16sdtdh="http://schemas.microsoft.com/office/word/2020/wordml/sdtdatahash" xmlns:w16sdtfl="http://schemas.microsoft.com/office/word/2024/wordml/sdtformatlock" xmlns:w16se="http://schemas.microsoft.com/office/word/2015/wordml/symex" xmlns:wpg="http://schemas.microsoft.com/office/word/2010/wordprocessingGroup" xmlns:wpi="http://schemas.microsoft.com/office/word/2010/wordprocessingInk" xmlns:wne="http://schemas.microsoft.com/office/word/2006/wordml" xmlns:wps="http://schemas.microsoft.com/office/word/2010/wordprocessingShape" mc:Ignorable="w14 w15 w16se w16cid w16 w16cex w16sdtdh w16sdtfl w16du wp14">
   <w:abstractNum w:abstractNumId="0" w15:restartNumberingAfterBreak="0">
     <w:nsid w:val="FFFFFF7C"/>
     <w:multiLevelType w:val="singleLevel"/>
@@ -1193,7 +1167,7 @@
 </file>
 
 <file path=word/styles.xml><?xml version="1.0" encoding="utf-8"?>
-<w:styles xmlns:mc="http://schemas.openxmlformats.org/markup-compatibility/2006" xmlns:r="http://schemas.openxmlformats.org/officeDocument/2006/relationships" xmlns:w="http://schemas.openxmlformats.org/wordprocessingml/2006/main" xmlns:w14="http://schemas.microsoft.com/office/word/2010/wordml" xmlns:w15="http://schemas.microsoft.com/office/word/2012/wordml" xmlns:w16cex="http://schemas.microsoft.com/office/word/2018/wordml/cex" xmlns:w16cid="http://schemas.microsoft.com/office/word/2016/wordml/cid" xmlns:w16="http://schemas.microsoft.com/office/word/2018/wordml" xmlns:w16sdtdh="http://schemas.microsoft.com/office/word/2020/wordml/sdtdatahash" xmlns:w16se="http://schemas.microsoft.com/office/word/2015/wordml/symex" mc:Ignorable="w14 w15 w16se w16cid w16 w16cex w16sdtdh">
+<w:styles xmlns:mc="http://schemas.openxmlformats.org/markup-compatibility/2006" xmlns:r="http://schemas.openxmlformats.org/officeDocument/2006/relationships" xmlns:w="http://schemas.openxmlformats.org/wordprocessingml/2006/main" xmlns:w14="http://schemas.microsoft.com/office/word/2010/wordml" xmlns:w15="http://schemas.microsoft.com/office/word/2012/wordml" xmlns:w16cex="http://schemas.microsoft.com/office/word/2018/wordml/cex" xmlns:w16cid="http://schemas.microsoft.com/office/word/2016/wordml/cid" xmlns:w16="http://schemas.microsoft.com/office/word/2018/wordml" xmlns:w16du="http://schemas.microsoft.com/office/word/2023/wordml/word16du" xmlns:w16sdtdh="http://schemas.microsoft.com/office/word/2020/wordml/sdtdatahash" xmlns:w16sdtfl="http://schemas.microsoft.com/office/word/2024/wordml/sdtformatlock" xmlns:w16se="http://schemas.microsoft.com/office/word/2015/wordml/symex" mc:Ignorable="w14 w15 w16se w16cid w16 w16cex w16sdtdh w16sdtfl w16du">
   <w:docDefaults>
     <w:rPrDefault>
       <w:rPr>
@@ -1951,7 +1925,7 @@
     <w:link w:val="TitleChar"/>
     <w:uiPriority w:val="10"/>
     <w:qFormat/>
-    <w:rsid w:val="007106C8"/>
+    <w:rsid w:val="00E854FA"/>
     <w:pPr>
       <w:spacing w:after="300" w:line="240" w:lineRule="auto"/>
       <w:contextualSpacing/>
@@ -1961,7 +1935,7 @@
       <w:rFonts w:eastAsiaTheme="majorEastAsia" w:cstheme="majorBidi"/>
       <w:spacing w:val="5"/>
       <w:kern w:val="28"/>
-      <w:sz w:val="52"/>
+      <w:sz w:val="40"/>
       <w:szCs w:val="52"/>
       <w:lang w:val="sv-SE" w:eastAsia="en-US" w:bidi="ar-SA"/>
     </w:rPr>
@@ -1971,12 +1945,12 @@
     <w:basedOn w:val="DefaultParagraphFont"/>
     <w:link w:val="Title"/>
     <w:uiPriority w:val="10"/>
-    <w:rsid w:val="007106C8"/>
+    <w:rsid w:val="00E854FA"/>
     <w:rPr>
       <w:rFonts w:ascii="Times New Roman" w:eastAsiaTheme="majorEastAsia" w:hAnsi="Times New Roman" w:cstheme="majorBidi"/>
       <w:spacing w:val="5"/>
       <w:kern w:val="28"/>
-      <w:sz w:val="52"/>
+      <w:sz w:val="40"/>
       <w:szCs w:val="52"/>
       <w:lang w:val="sv-SE" w:eastAsia="en-US" w:bidi="ar-SA"/>
     </w:rPr>

--- a/klagomål/A 49858-2025 FSC-klagomål.docx
+++ b/klagomål/A 49858-2025 FSC-klagomål.docx
@@ -947,7 +947,7 @@
     <w:r>
       <w:tab/>
       <w:tab/>
-      <w:t>2026-06-18</w:t>
+      <w:t>2026-06-19</w:t>
       <w:br/>
       <w:br/>
     </w:r>

--- a/klagomål/A 49858-2025 FSC-klagomål.docx
+++ b/klagomål/A 49858-2025 FSC-klagomål.docx
@@ -947,7 +947,7 @@
     <w:r>
       <w:tab/>
       <w:tab/>
-      <w:t>2026-06-19</w:t>
+      <w:t>2026-06-20</w:t>
       <w:br/>
       <w:br/>
     </w:r>

--- a/klagomål/A 49858-2025 FSC-klagomål.docx
+++ b/klagomål/A 49858-2025 FSC-klagomål.docx
@@ -168,38 +168,7 @@
     </w:p>
     <w:p>
       <w:r>
-        <w:t>Detta dokument behandlar höga naturvärden i avverkningsanmälan A 49858-2025 i Åre kommun som inkom 2025-10-10 och omfattar 15,9 ha.</w:t>
-      </w:r>
-    </w:p>
-    <w:p>
-      <w:r>
-        <w:t>Nedan presenteras fynd av naturvårdsarter och fridlysta arter som gjorts i det avverkningsanmälda området, samt relevanta utdrag ur standarderna för FSC, Chain of Custody, Controlled Wood och PEFC. I BILAGA 1 finns artfakta om fridlysta arter.</w:t>
-      </w:r>
-    </w:p>
-    <w:p>
-      <w:r>
-        <w:t>Vi förväntar oss att ni återkommer med ett skriftligt svar på vårt klagomål och även beskriver vilka korrigerande åtgärder ni satt in för att rätta till identifierade brister i er efterlevnad av den svenska FSC standarden.</w:t>
-      </w:r>
-    </w:p>
-    <w:p>
-      <w:pPr>
-        <w:pStyle w:val="Heading1"/>
-      </w:pPr>
-      <w:r>
-        <w:t>Naturvårdsarter</w:t>
-      </w:r>
-    </w:p>
-    <w:p>
-      <w:r>
-        <w:t>I avverkningsanmälan har följande 6 naturvårdsarter hittats: garnlav (VU, T), gammelgransskål (NT, T), harticka (NT, T), rödbrun blekspik (NT, T), mörk husmossa (S, T) och järpe (T, §4). Av dessa är 4 rödlistade. För rödlistade arter har rödlistekategorin angivits inom parentes. Arter som är signalarter enligt Skogsstyrelsen har markerats med (S). Typiska arter inom Natura 2000 som är kopplade till skogsekosystem har markerats med (T). För fridlysta arter anges även paragrafen i Artskyddsförordningen som arten är fridlyst enligt.</w:t>
-      </w:r>
-    </w:p>
-    <w:p>
-      <w:r>
-        <w:t>De påträffade naturvårdsarterna är ett tydligt kvitto på att det rör sig om en skog med höga naturvärden.</w:t>
-      </w:r>
-      <w:r>
-        <w:t xml:space="preserve"> I Figur 1 visas fyndplatser för naturvårdsarter i området, som finns registrerade på Artportalen.</w:t>
+        <w:t>Detta klagomål behandlar höga naturvärden i avverkningsanmälan A 49858-2025 i Åre kommun som inkom 2025-10-10 och omfattar 15,9 ha.</w:t>
       </w:r>
     </w:p>
     <w:p>
@@ -247,96 +216,35 @@
         <w:spacing w:after="240"/>
       </w:pPr>
       <w:r>
-        <w:t>Figur 1. Fyndplatser för naturvårdsarter i avverkningsanmälan (röd linje). Markörer utan svart kant är placerade på fyndplatsen. Markörer med svart kant är placerade vid sidan av fyndplatsen och har ett svart streck som visar fyndplatsens exakta position. Kartans mittpunktskoordinat är N 7027718, E 382474 i SWEREF 99 TM.</w:t>
+        <w:t>Figur 1. Fyndplatser för naturvårdsarter i avverkningsanmälan. Markörer utan svart kant är placerade på fyndplatsen. Markörer med svart kant är placerade vid sidan av fyndplatsen har ett svart streck som visar fyndplatsens exakta position. Kartans mittpunktskoordinat är N 7027718, E 382474 i SWEREF 99 TM.</w:t>
+      </w:r>
+    </w:p>
+    <w:p>
+      <w:r>
+        <w:t>I avverkningsanmälan finns fynd av 6 naturvårdsarter, varav 4 är rödlistade, 1 är fridlyst, 6 är typiska (T) och 1 är signalart (S): garnlav (VU, T), gammelgransskål (NT, T), harticka (NT, T), rödbrun blekspik (NT, T), mörk husmossa (S, T) och järpe (T, §4). Se Figur 1.</w:t>
+      </w:r>
+    </w:p>
+    <w:p>
+      <w:r>
+        <w:t>Nedan presenteras relevanta utdrag ur standarderna för FSC, Chain of Custody, Controlled Wood och PEFC.</w:t>
+      </w:r>
+    </w:p>
+    <w:p>
+      <w:r>
+        <w:t>Vi förväntar oss att ni återkommer med ett skriftligt svar på vårt klagomål och även beskriver vilka korrigerande åtgärder ni satt in för att rätta till identifierade brister i er efterlevnad av den svenska FSC standarden.</w:t>
       </w:r>
     </w:p>
     <w:p>
       <w:pPr>
-        <w:pStyle w:val="Heading2"/>
+        <w:pStyle w:val="Heading1"/>
       </w:pPr>
       <w:r>
-        <w:t>Fridlysta arter</w:t>
+        <w:t>Naturvårdsarter och fridlysta arter</w:t>
       </w:r>
     </w:p>
     <w:p>
       <w:r>
-        <w:t>Följande fridlysta arter har sina livsmiljöer och växtplatser i den avverkningsanmälda skogen: järpe (T, §4).</w:t>
-      </w:r>
-    </w:p>
-    <w:p>
-      <w:r>
-        <w:t xml:space="preserve">Observera att medlemsländerna är skyldiga att agera i enlighet med EU:s fågeldirektiv där det uttryckligen står att direktivet gäller för fåglar samt för deras ägg, bon och </w:t>
-      </w:r>
-      <w:r>
-        <w:rPr>
-          <w:b/>
-        </w:rPr>
-        <w:t xml:space="preserve">livsmiljöer </w:t>
-      </w:r>
-      <w:r>
-        <w:t>(artikel 1). Vidare att de åtgärder som vidtas inte får leda till en försämring av den nuvarande situationen beträffande bevarandet av de fågelarter som avses i artikel 1 (artikel 13). Fågeldirektivet är styrande för tillsynsansvariga myndigheters ärendehantering, ställningstaganden och beslutsfattande.</w:t>
-      </w:r>
-    </w:p>
-    <w:p>
-      <w:r>
-        <w:rPr>
-          <w:b/>
-        </w:rPr>
-        <w:t>Järpe (§4)</w:t>
-      </w:r>
-      <w:r>
-        <w:t xml:space="preserve">, som är upptagen i bilaga 1 och 2 EU:s fågeldirektiv, är mycket stationär inom sitt revir som är minst 25 hektar stort. Livsmiljöerna utgörs av tät barrskog med inblandning av lövträd och en väl utvecklad flerskiktad struktur med bärris och yngre eller undertryckta, täta granar i ett lägre skikt, ofta utmed bäckar och åar inne i den skyddande granskogen. Den överlever inte om dess livsmiljö kalavverkas och är även känslig för röjning, gallring och avverkning där unga granar och lövträd inte sparas i tillräcklig omfattning. Arten finns i sammanhängande grandominerad skog över hela Sverige men förekomsterna är betydligt glesare i Götaland än i övriga landet. Järpe är typisk art för </w:t>
-      </w:r>
-      <w:r>
-        <w:rPr>
-          <w:i/>
-        </w:rPr>
-        <w:t xml:space="preserve">9010 Taiga, 9080 Lövsumpskog </w:t>
-      </w:r>
-      <w:r>
-        <w:t xml:space="preserve">och </w:t>
-      </w:r>
-      <w:r>
-        <w:rPr>
-          <w:i/>
-        </w:rPr>
-        <w:t xml:space="preserve">9740 Skogsbevuxen myr </w:t>
-      </w:r>
-      <w:r>
-        <w:t>(SLU Artdatabanken, 2026).</w:t>
-      </w:r>
-    </w:p>
-    <w:p>
-      <w:r>
-        <w:t>I BILAGA 1 finns mer detaljerad information om ekologi samt krav på livsmiljö hos fridlysta arter.</w:t>
-      </w:r>
-    </w:p>
-    <w:p>
-      <w:pPr>
-        <w:pStyle w:val="Heading2"/>
-      </w:pPr>
-      <w:r>
-        <w:t>Övriga naturvårdsarter</w:t>
-      </w:r>
-    </w:p>
-    <w:p>
-      <w:r>
-        <w:rPr>
-          <w:b/>
-        </w:rPr>
-        <w:t>Gammelgransskål (NT)</w:t>
-      </w:r>
-      <w:r>
-        <w:t xml:space="preserve"> är en liten skålsvamp som växer på gamla granar med skrovlig bark. Typiska växtplatser är gransumpskog i myrkanter, bäckdråg, bäckraviner och skuggiga bergssluttningar, men också skog på torrare mark kan hysa arten om beståndet har stark naturskogskaraktär. Bestånd med arten bör behandlas som nyckelbiotoper och sparas vid en slutavverkning. Även gallring bör undvikas. Gammelgransskål är typisk art för </w:t>
-      </w:r>
-      <w:r>
-        <w:rPr>
-          <w:i/>
-        </w:rPr>
-        <w:t>9010 Taiga</w:t>
-      </w:r>
-      <w:r>
-        <w:t xml:space="preserve"> (SLU Artdatabanken, 2024; Nitare &amp; Skogsstyrelsen, 2019).</w:t>
+        <w:t>Nedan följer beskrivningar av de naturvårdsarter och fridlysta arter som har sina livsmiljöer och växtplatser i den avverkningsanmälda skogen. Se även ytterligare artfakta i BILAGA 1. De påträffade naturvårdsarterna är ett tydligt kvitto på att det rör sig om en skog med höga naturvärden.</w:t>
       </w:r>
     </w:p>
     <w:p>
@@ -373,6 +281,26 @@
         <w:rPr>
           <w:b/>
         </w:rPr>
+        <w:t>Gammelgransskål (NT)</w:t>
+      </w:r>
+      <w:r>
+        <w:t xml:space="preserve"> är en liten skålsvamp som växer på gamla granar med skrovlig bark. Typiska växtplatser är gransumpskog i myrkanter, bäckdråg, bäckraviner och skuggiga bergssluttningar, men också skog på torrare mark kan hysa arten om beståndet har stark naturskogskaraktär. Bestånd med arten bör behandlas som nyckelbiotoper och sparas vid en slutavverkning. Även gallring bör undvikas. Gammelgransskål är typisk art för </w:t>
+      </w:r>
+      <w:r>
+        <w:rPr>
+          <w:i/>
+        </w:rPr>
+        <w:t>9010 Taiga</w:t>
+      </w:r>
+      <w:r>
+        <w:t xml:space="preserve"> (SLU Artdatabanken, 2024; Nitare &amp; Skogsstyrelsen, 2019).</w:t>
+      </w:r>
+    </w:p>
+    <w:p>
+      <w:r>
+        <w:rPr>
+          <w:b/>
+        </w:rPr>
         <w:t>Harticka (NT)</w:t>
       </w:r>
       <w:r>
@@ -395,6 +323,35 @@
       </w:r>
       <w:r>
         <w:t xml:space="preserve"> (SLU Artdatabanken, 2024; Nitare &amp; Skogsstyrelsen, 2019).</w:t>
+      </w:r>
+    </w:p>
+    <w:p>
+      <w:r>
+        <w:rPr>
+          <w:b/>
+        </w:rPr>
+        <w:t>Rödbrun blekspik (NT)</w:t>
+      </w:r>
+      <w:r>
+        <w:t xml:space="preserve"> växer i norra Sverige på bark och ved av björk och gran i skogar med hög och jämn luftfuktighet. I södra Sverige växer den främst på ek i öppna åldriga lövskogar. I norra delen av sitt utbredningsområde hotas arten av slutavverkningar av gamla granskogar. I den södra delen av landet hotas den genom de åldriga lövskogarnas tillbakagång och särskilt ekhagarnas igenväxning och genom plantering av sådan mark med barrskog. Rödbrun blekspik är typisk art för </w:t>
+      </w:r>
+      <w:r>
+        <w:rPr>
+          <w:i/>
+        </w:rPr>
+        <w:t xml:space="preserve">9010 Taiga, 9020 Nordlig ädellövskog, 9070 Trädklädd betesmark, 9160 Näringsrik ekskog </w:t>
+      </w:r>
+      <w:r>
+        <w:t xml:space="preserve">och </w:t>
+      </w:r>
+      <w:r>
+        <w:rPr>
+          <w:i/>
+        </w:rPr>
+        <w:t>9180 Ädellövskog i branter</w:t>
+      </w:r>
+      <w:r>
+        <w:t xml:space="preserve"> och signalerar alltid höga naturvärden (SLU Artdatabanken, 2024; Nitare &amp; Skogsstyrelsen, 2019).</w:t>
       </w:r>
     </w:p>
     <w:p>
@@ -431,16 +388,16 @@
         <w:rPr>
           <w:b/>
         </w:rPr>
-        <w:t>Rödbrun blekspik (NT)</w:t>
+        <w:t>Järpe (§4)</w:t>
       </w:r>
       <w:r>
-        <w:t xml:space="preserve"> växer i norra Sverige på bark och ved av björk och gran i skogar med hög och jämn luftfuktighet. I södra Sverige växer den främst på ek i öppna åldriga lövskogar. I norra delen av sitt utbredningsområde hotas arten av slutavverkningar av gamla granskogar. I den södra delen av landet hotas den genom de åldriga lövskogarnas tillbakagång och särskilt ekhagarnas igenväxning och genom plantering av sådan mark med barrskog. Rödbrun blekspik är typisk art för </w:t>
+        <w:t xml:space="preserve">, som är upptagen i bilaga 1 och 2 EU:s fågeldirektiv, är mycket stationär inom sitt revir som är minst 25 hektar stort. Livsmiljöerna utgörs av tät barrskog med inblandning av lövträd och en väl utvecklad flerskiktad struktur med bärris och yngre eller undertryckta, täta granar i ett lägre skikt, ofta utmed bäckar och åar inne i den skyddande granskogen. Den överlever inte om dess livsmiljö kalavverkas och är även känslig för röjning, gallring och avverkning där unga granar och lövträd inte sparas i tillräcklig omfattning. Arten finns i sammanhängande grandominerad skog över hela Sverige men förekomsterna är betydligt glesare i Götaland än i övriga landet. Järpe är typisk art för </w:t>
       </w:r>
       <w:r>
         <w:rPr>
           <w:i/>
         </w:rPr>
-        <w:t xml:space="preserve">9010 Taiga, 9020 Nordlig ädellövskog, 9070 Trädklädd betesmark, 9160 Näringsrik ekskog </w:t>
+        <w:t xml:space="preserve">9010 Taiga, 9080 Lövsumpskog </w:t>
       </w:r>
       <w:r>
         <w:t xml:space="preserve">och </w:t>
@@ -449,10 +406,10 @@
         <w:rPr>
           <w:i/>
         </w:rPr>
-        <w:t>9180 Ädellövskog i branter</w:t>
+        <w:t xml:space="preserve">9740 Skogsbevuxen myr </w:t>
       </w:r>
       <w:r>
-        <w:t xml:space="preserve"> och signalerar alltid höga naturvärden (SLU Artdatabanken, 2024; Nitare &amp; Skogsstyrelsen, 2019).</w:t>
+        <w:t>(SLU Artdatabanken, 2026).</w:t>
       </w:r>
     </w:p>
     <w:p>
@@ -947,7 +904,7 @@
     <w:r>
       <w:tab/>
       <w:tab/>
-      <w:t>2026-06-20</w:t>
+      <w:t>2026-06-21</w:t>
       <w:br/>
       <w:br/>
     </w:r>

--- a/klagomål/A 49858-2025 FSC-klagomål.docx
+++ b/klagomål/A 49858-2025 FSC-klagomål.docx
@@ -904,7 +904,7 @@
     <w:r>
       <w:tab/>
       <w:tab/>
-      <w:t>2026-06-21</w:t>
+      <w:t>2026-06-22</w:t>
       <w:br/>
       <w:br/>
     </w:r>

--- a/klagomål/A 49858-2025 FSC-klagomål.docx
+++ b/klagomål/A 49858-2025 FSC-klagomål.docx
@@ -904,7 +904,7 @@
     <w:r>
       <w:tab/>
       <w:tab/>
-      <w:t>2026-06-22</w:t>
+      <w:t>2026-06-23</w:t>
       <w:br/>
       <w:br/>
     </w:r>

--- a/klagomål/A 49858-2025 FSC-klagomål.docx
+++ b/klagomål/A 49858-2025 FSC-klagomål.docx
@@ -904,7 +904,7 @@
     <w:r>
       <w:tab/>
       <w:tab/>
-      <w:t>2026-06-23</w:t>
+      <w:t>2026-06-24</w:t>
       <w:br/>
       <w:br/>
     </w:r>

--- a/klagomål/A 49858-2025 FSC-klagomål.docx
+++ b/klagomål/A 49858-2025 FSC-klagomål.docx
@@ -904,7 +904,7 @@
     <w:r>
       <w:tab/>
       <w:tab/>
-      <w:t>2026-06-24</w:t>
+      <w:t>2026-06-25</w:t>
       <w:br/>
       <w:br/>
     </w:r>

--- a/klagomål/A 49858-2025 FSC-klagomål.docx
+++ b/klagomål/A 49858-2025 FSC-klagomål.docx
@@ -904,7 +904,7 @@
     <w:r>
       <w:tab/>
       <w:tab/>
-      <w:t>2026-06-25</w:t>
+      <w:t>2026-06-26</w:t>
       <w:br/>
       <w:br/>
     </w:r>

--- a/klagomål/A 49858-2025 FSC-klagomål.docx
+++ b/klagomål/A 49858-2025 FSC-klagomål.docx
@@ -904,7 +904,7 @@
     <w:r>
       <w:tab/>
       <w:tab/>
-      <w:t>2026-06-26</w:t>
+      <w:t>2026-06-27</w:t>
       <w:br/>
       <w:br/>
     </w:r>

--- a/klagomål/A 49858-2025 FSC-klagomål.docx
+++ b/klagomål/A 49858-2025 FSC-klagomål.docx
@@ -904,7 +904,7 @@
     <w:r>
       <w:tab/>
       <w:tab/>
-      <w:t>2026-06-27</w:t>
+      <w:t>2026-06-28</w:t>
       <w:br/>
       <w:br/>
     </w:r>

--- a/klagomål/A 49858-2025 FSC-klagomål.docx
+++ b/klagomål/A 49858-2025 FSC-klagomål.docx
@@ -904,7 +904,7 @@
     <w:r>
       <w:tab/>
       <w:tab/>
-      <w:t>2026-06-28</w:t>
+      <w:t>2026-06-29</w:t>
       <w:br/>
       <w:br/>
     </w:r>

--- a/klagomål/A 49858-2025 FSC-klagomål.docx
+++ b/klagomål/A 49858-2025 FSC-klagomål.docx
@@ -904,7 +904,7 @@
     <w:r>
       <w:tab/>
       <w:tab/>
-      <w:t>2026-06-29</w:t>
+      <w:t>2026-06-30</w:t>
       <w:br/>
       <w:br/>
     </w:r>

--- a/klagomål/A 49858-2025 FSC-klagomål.docx
+++ b/klagomål/A 49858-2025 FSC-klagomål.docx
@@ -904,7 +904,7 @@
     <w:r>
       <w:tab/>
       <w:tab/>
-      <w:t>2026-06-30</w:t>
+      <w:t>2026-07-01</w:t>
       <w:br/>
       <w:br/>
     </w:r>

--- a/klagomål/A 49858-2025 FSC-klagomål.docx
+++ b/klagomål/A 49858-2025 FSC-klagomål.docx
@@ -904,7 +904,7 @@
     <w:r>
       <w:tab/>
       <w:tab/>
-      <w:t>2026-07-01</w:t>
+      <w:t>2026-07-02</w:t>
       <w:br/>
       <w:br/>
     </w:r>

--- a/klagomål/A 49858-2025 FSC-klagomål.docx
+++ b/klagomål/A 49858-2025 FSC-klagomål.docx
@@ -904,7 +904,7 @@
     <w:r>
       <w:tab/>
       <w:tab/>
-      <w:t>2026-07-13</w:t>
+      <w:t>2026-07-14</w:t>
       <w:br/>
       <w:br/>
     </w:r>

--- a/klagomål/A 49858-2025 FSC-klagomål.docx
+++ b/klagomål/A 49858-2025 FSC-klagomål.docx
@@ -904,7 +904,7 @@
     <w:r>
       <w:tab/>
       <w:tab/>
-      <w:t>2026-07-14</w:t>
+      <w:t>2026-07-15</w:t>
       <w:br/>
       <w:br/>
     </w:r>

--- a/klagomål/A 49858-2025 FSC-klagomål.docx
+++ b/klagomål/A 49858-2025 FSC-klagomål.docx
@@ -904,7 +904,7 @@
     <w:r>
       <w:tab/>
       <w:tab/>
-      <w:t>2026-07-15</w:t>
+      <w:t>2026-07-16</w:t>
       <w:br/>
       <w:br/>
     </w:r>

--- a/klagomål/A 49858-2025 FSC-klagomål.docx
+++ b/klagomål/A 49858-2025 FSC-klagomål.docx
@@ -904,7 +904,7 @@
     <w:r>
       <w:tab/>
       <w:tab/>
-      <w:t>2026-07-16</w:t>
+      <w:t>2026-07-17</w:t>
       <w:br/>
       <w:br/>
     </w:r>
